--- a/Abstract.docx
+++ b/Abstract.docx
@@ -794,6 +794,301 @@
     </w:p>
     <w:p>
       <w:pPr>
+        <w:tabs>
+          <w:tab w:val="left" w:pos="624"/>
+        </w:tabs>
+        <w:ind w:left="345"/>
+        <w:rPr>
+          <w:b/>
+          <w:sz w:val="28"/>
+        </w:rPr>
+      </w:pPr>
+      <w:r>
+        <w:rPr>
+          <w:b/>
+          <w:sz w:val="28"/>
+        </w:rPr>
+        <w:tab/>
+      </w:r>
+    </w:p>
+    <w:p>
+      <w:pPr>
+        <w:tabs>
+          <w:tab w:val="left" w:pos="624"/>
+        </w:tabs>
+        <w:ind w:left="345"/>
+        <w:rPr>
+          <w:b/>
+          <w:sz w:val="28"/>
+        </w:rPr>
+      </w:pPr>
+    </w:p>
+    <w:p>
+      <w:pPr>
+        <w:tabs>
+          <w:tab w:val="left" w:pos="624"/>
+        </w:tabs>
+        <w:ind w:left="345"/>
+        <w:rPr>
+          <w:b/>
+          <w:sz w:val="28"/>
+        </w:rPr>
+      </w:pPr>
+    </w:p>
+    <w:p>
+      <w:pPr>
+        <w:tabs>
+          <w:tab w:val="left" w:pos="624"/>
+        </w:tabs>
+        <w:ind w:left="345"/>
+        <w:rPr>
+          <w:b/>
+          <w:sz w:val="28"/>
+        </w:rPr>
+      </w:pPr>
+    </w:p>
+    <w:p>
+      <w:pPr>
+        <w:tabs>
+          <w:tab w:val="left" w:pos="624"/>
+        </w:tabs>
+        <w:ind w:left="345"/>
+        <w:rPr>
+          <w:b/>
+          <w:sz w:val="28"/>
+        </w:rPr>
+      </w:pPr>
+    </w:p>
+    <w:p>
+      <w:pPr>
+        <w:tabs>
+          <w:tab w:val="left" w:pos="624"/>
+        </w:tabs>
+        <w:ind w:left="345"/>
+        <w:rPr>
+          <w:b/>
+          <w:sz w:val="28"/>
+        </w:rPr>
+      </w:pPr>
+    </w:p>
+    <w:p>
+      <w:pPr>
+        <w:tabs>
+          <w:tab w:val="left" w:pos="624"/>
+        </w:tabs>
+        <w:ind w:left="345"/>
+        <w:rPr>
+          <w:b/>
+          <w:sz w:val="28"/>
+        </w:rPr>
+      </w:pPr>
+    </w:p>
+    <w:p>
+      <w:pPr>
+        <w:tabs>
+          <w:tab w:val="left" w:pos="624"/>
+        </w:tabs>
+        <w:ind w:left="345"/>
+        <w:rPr>
+          <w:b/>
+          <w:sz w:val="28"/>
+        </w:rPr>
+      </w:pPr>
+    </w:p>
+    <w:p>
+      <w:pPr>
+        <w:tabs>
+          <w:tab w:val="left" w:pos="624"/>
+        </w:tabs>
+        <w:ind w:left="345"/>
+        <w:rPr>
+          <w:b/>
+          <w:sz w:val="28"/>
+        </w:rPr>
+      </w:pPr>
+    </w:p>
+    <w:p>
+      <w:pPr>
+        <w:tabs>
+          <w:tab w:val="left" w:pos="624"/>
+        </w:tabs>
+        <w:ind w:left="345"/>
+        <w:rPr>
+          <w:b/>
+          <w:sz w:val="28"/>
+        </w:rPr>
+      </w:pPr>
+    </w:p>
+    <w:p>
+      <w:pPr>
+        <w:tabs>
+          <w:tab w:val="left" w:pos="624"/>
+        </w:tabs>
+        <w:ind w:left="345"/>
+        <w:rPr>
+          <w:b/>
+          <w:sz w:val="28"/>
+        </w:rPr>
+      </w:pPr>
+    </w:p>
+    <w:p>
+      <w:pPr>
+        <w:tabs>
+          <w:tab w:val="left" w:pos="624"/>
+        </w:tabs>
+        <w:ind w:left="345"/>
+        <w:rPr>
+          <w:b/>
+          <w:sz w:val="28"/>
+        </w:rPr>
+      </w:pPr>
+    </w:p>
+    <w:p>
+      <w:pPr>
+        <w:tabs>
+          <w:tab w:val="left" w:pos="624"/>
+        </w:tabs>
+        <w:ind w:left="345"/>
+        <w:rPr>
+          <w:b/>
+          <w:sz w:val="28"/>
+        </w:rPr>
+      </w:pPr>
+    </w:p>
+    <w:p>
+      <w:pPr>
+        <w:tabs>
+          <w:tab w:val="left" w:pos="624"/>
+        </w:tabs>
+        <w:ind w:left="345"/>
+        <w:rPr>
+          <w:b/>
+          <w:sz w:val="28"/>
+        </w:rPr>
+      </w:pPr>
+    </w:p>
+    <w:p>
+      <w:pPr>
+        <w:tabs>
+          <w:tab w:val="left" w:pos="624"/>
+        </w:tabs>
+        <w:ind w:left="345"/>
+        <w:rPr>
+          <w:b/>
+          <w:sz w:val="28"/>
+        </w:rPr>
+      </w:pPr>
+    </w:p>
+    <w:p>
+      <w:pPr>
+        <w:tabs>
+          <w:tab w:val="left" w:pos="624"/>
+        </w:tabs>
+        <w:ind w:left="345"/>
+        <w:rPr>
+          <w:b/>
+          <w:sz w:val="28"/>
+        </w:rPr>
+      </w:pPr>
+    </w:p>
+    <w:p>
+      <w:pPr>
+        <w:tabs>
+          <w:tab w:val="left" w:pos="624"/>
+        </w:tabs>
+        <w:ind w:left="345"/>
+        <w:rPr>
+          <w:b/>
+          <w:sz w:val="28"/>
+        </w:rPr>
+      </w:pPr>
+    </w:p>
+    <w:p>
+      <w:pPr>
+        <w:tabs>
+          <w:tab w:val="left" w:pos="624"/>
+        </w:tabs>
+        <w:ind w:left="345"/>
+        <w:rPr>
+          <w:b/>
+          <w:sz w:val="28"/>
+        </w:rPr>
+      </w:pPr>
+    </w:p>
+    <w:p>
+      <w:pPr>
+        <w:tabs>
+          <w:tab w:val="left" w:pos="624"/>
+        </w:tabs>
+        <w:ind w:left="345"/>
+        <w:rPr>
+          <w:b/>
+          <w:sz w:val="28"/>
+        </w:rPr>
+      </w:pPr>
+    </w:p>
+    <w:p>
+      <w:pPr>
+        <w:tabs>
+          <w:tab w:val="left" w:pos="624"/>
+        </w:tabs>
+        <w:ind w:left="345"/>
+        <w:rPr>
+          <w:b/>
+          <w:sz w:val="28"/>
+        </w:rPr>
+      </w:pPr>
+    </w:p>
+    <w:p>
+      <w:pPr>
+        <w:tabs>
+          <w:tab w:val="left" w:pos="624"/>
+        </w:tabs>
+        <w:ind w:left="345"/>
+        <w:rPr>
+          <w:b/>
+          <w:sz w:val="28"/>
+        </w:rPr>
+      </w:pPr>
+    </w:p>
+    <w:p>
+      <w:pPr>
+        <w:tabs>
+          <w:tab w:val="left" w:pos="624"/>
+        </w:tabs>
+        <w:ind w:left="345"/>
+        <w:rPr>
+          <w:b/>
+          <w:sz w:val="28"/>
+        </w:rPr>
+      </w:pPr>
+    </w:p>
+    <w:p>
+      <w:pPr>
+        <w:tabs>
+          <w:tab w:val="left" w:pos="624"/>
+        </w:tabs>
+        <w:ind w:left="345"/>
+        <w:rPr>
+          <w:b/>
+          <w:sz w:val="28"/>
+        </w:rPr>
+      </w:pPr>
+    </w:p>
+    <w:p>
+      <w:pPr>
+        <w:tabs>
+          <w:tab w:val="left" w:pos="624"/>
+        </w:tabs>
+        <w:ind w:left="345"/>
+        <w:rPr>
+          <w:b/>
+          <w:sz w:val="28"/>
+        </w:rPr>
+      </w:pPr>
+    </w:p>
+    <w:p>
+      <w:pPr>
         <w:pStyle w:val="ListParagraph"/>
         <w:numPr>
           <w:ilvl w:val="0"/>
@@ -885,14 +1180,7 @@
         <w:rPr>
           <w:lang w:val="en-IN"/>
         </w:rPr>
-        <w:t xml:space="preserve">An administrative panel is provided to manage doctor profiles, schedules, patient appointments, and booking records efficiently. Administrators can add new doctors, update availability slots, monitor appointments, and manage overall system operations. This helps improve hospital workflow, reduce scheduling conflicts, and </w:t>
-      </w:r>
-      <w:r>
-        <w:rPr>
-          <w:lang w:val="en-IN"/>
-        </w:rPr>
-        <w:lastRenderedPageBreak/>
-        <w:t>enhance service quality.</w:t>
+        <w:t>An administrative panel is provided to manage doctor profiles, schedules, patient appointments, and booking records efficiently. Administrators can add new doctors, update availability slots, monitor appointments, and manage overall system operations. This helps improve hospital workflow, reduce scheduling conflicts, and enhance service quality.</w:t>
       </w:r>
     </w:p>
     <w:p>
@@ -1043,146 +1331,146 @@
     </w:p>
     <w:p>
       <w:pPr>
-        <w:pStyle w:val="BodyText"/>
-        <w:spacing w:before="146"/>
-        <w:rPr>
-          <w:b/>
-          <w:sz w:val="20"/>
+        <w:pStyle w:val="TableParagraph"/>
+        <w:rPr>
+          <w:sz w:val="28"/>
+        </w:rPr>
+      </w:pPr>
+    </w:p>
+    <w:p>
+      <w:pPr>
+        <w:pStyle w:val="TableParagraph"/>
+        <w:rPr>
+          <w:sz w:val="28"/>
         </w:rPr>
       </w:pPr>
     </w:p>
     <w:tbl>
       <w:tblPr>
         <w:tblW w:w="0" w:type="auto"/>
-        <w:tblInd w:w="374" w:type="dxa"/>
-        <w:tblBorders>
-          <w:top w:val="single" w:sz="4" w:space="0" w:color="000000"/>
-          <w:left w:val="single" w:sz="4" w:space="0" w:color="000000"/>
-          <w:bottom w:val="single" w:sz="4" w:space="0" w:color="000000"/>
-          <w:right w:val="single" w:sz="4" w:space="0" w:color="000000"/>
-          <w:insideH w:val="single" w:sz="4" w:space="0" w:color="000000"/>
-          <w:insideV w:val="single" w:sz="4" w:space="0" w:color="000000"/>
-        </w:tblBorders>
-        <w:tblLayout w:type="fixed"/>
+        <w:tblCellSpacing w:w="15" w:type="dxa"/>
         <w:tblCellMar>
           <w:left w:w="0" w:type="dxa"/>
           <w:right w:w="0" w:type="dxa"/>
         </w:tblCellMar>
-        <w:tblLook w:val="01E0" w:firstRow="1" w:lastRow="1" w:firstColumn="1" w:lastColumn="1" w:noHBand="0" w:noVBand="0"/>
+        <w:tblLook w:val="04A0" w:firstRow="1" w:lastRow="0" w:firstColumn="1" w:lastColumn="0" w:noHBand="0" w:noVBand="1"/>
       </w:tblPr>
       <w:tblGrid>
-        <w:gridCol w:w="3682"/>
-        <w:gridCol w:w="2981"/>
-        <w:gridCol w:w="3051"/>
+        <w:gridCol w:w="4611"/>
+        <w:gridCol w:w="3243"/>
+        <w:gridCol w:w="1242"/>
       </w:tblGrid>
       <w:tr>
         <w:trPr>
-          <w:trHeight w:val="772"/>
+          <w:tblHeader/>
+          <w:tblCellSpacing w:w="15" w:type="dxa"/>
         </w:trPr>
         <w:tc>
           <w:tcPr>
-            <w:tcW w:w="3682" w:type="dxa"/>
+            <w:tcW w:w="0" w:type="auto"/>
+            <w:tcBorders>
+              <w:top w:val="single" w:sz="6" w:space="0" w:color="auto"/>
+              <w:left w:val="single" w:sz="6" w:space="0" w:color="auto"/>
+              <w:bottom w:val="single" w:sz="6" w:space="0" w:color="auto"/>
+              <w:right w:val="single" w:sz="6" w:space="0" w:color="auto"/>
+            </w:tcBorders>
+            <w:tcMar>
+              <w:top w:w="240" w:type="dxa"/>
+              <w:left w:w="0" w:type="dxa"/>
+              <w:bottom w:w="240" w:type="dxa"/>
+              <w:right w:w="180" w:type="dxa"/>
+            </w:tcMar>
+            <w:vAlign w:val="center"/>
+            <w:hideMark/>
           </w:tcPr>
           <w:p>
             <w:pPr>
               <w:pStyle w:val="TableParagraph"/>
-              <w:spacing w:before="76"/>
-              <w:ind w:left="107"/>
+              <w:rPr>
+                <w:sz w:val="28"/>
+                <w:lang w:val="en-IN"/>
+              </w:rPr>
+            </w:pPr>
+            <w:r>
               <w:rPr>
                 <w:b/>
-                <w:sz w:val="28"/>
-              </w:rPr>
-            </w:pPr>
-            <w:r>
-              <w:rPr>
-                <w:b/>
-                <w:sz w:val="28"/>
-              </w:rPr>
-              <w:t>Module</w:t>
-            </w:r>
-            <w:r>
-              <w:rPr>
-                <w:b/>
-                <w:spacing w:val="-2"/>
-                <w:sz w:val="28"/>
-              </w:rPr>
-              <w:t xml:space="preserve"> </w:t>
-            </w:r>
-            <w:r>
-              <w:rPr>
-                <w:b/>
-                <w:spacing w:val="-4"/>
-                <w:sz w:val="28"/>
-              </w:rPr>
-              <w:t>Name</w:t>
+                <w:bCs/>
+                <w:sz w:val="28"/>
+                <w:lang w:val="en-IN"/>
+              </w:rPr>
+              <w:t>Module Name</w:t>
             </w:r>
           </w:p>
         </w:tc>
         <w:tc>
           <w:tcPr>
-            <w:tcW w:w="2981" w:type="dxa"/>
+            <w:tcW w:w="0" w:type="auto"/>
+            <w:tcBorders>
+              <w:top w:val="single" w:sz="6" w:space="0" w:color="auto"/>
+              <w:left w:val="single" w:sz="6" w:space="0" w:color="auto"/>
+              <w:bottom w:val="single" w:sz="6" w:space="0" w:color="auto"/>
+              <w:right w:val="single" w:sz="6" w:space="0" w:color="auto"/>
+            </w:tcBorders>
+            <w:tcMar>
+              <w:top w:w="240" w:type="dxa"/>
+              <w:left w:w="0" w:type="dxa"/>
+              <w:bottom w:w="240" w:type="dxa"/>
+              <w:right w:w="180" w:type="dxa"/>
+            </w:tcMar>
+            <w:vAlign w:val="center"/>
+            <w:hideMark/>
           </w:tcPr>
           <w:p>
             <w:pPr>
               <w:pStyle w:val="TableParagraph"/>
-              <w:spacing w:before="48" w:line="350" w:lineRule="atLeast"/>
-              <w:ind w:left="109" w:right="1218"/>
+              <w:rPr>
+                <w:sz w:val="28"/>
+                <w:lang w:val="en-IN"/>
+              </w:rPr>
+            </w:pPr>
+            <w:r>
               <w:rPr>
                 <w:b/>
-                <w:sz w:val="28"/>
-              </w:rPr>
-            </w:pPr>
-            <w:r>
-              <w:rPr>
-                <w:b/>
-                <w:sz w:val="28"/>
-              </w:rPr>
-              <w:t>Assigned</w:t>
-            </w:r>
-            <w:r>
-              <w:rPr>
-                <w:b/>
-                <w:spacing w:val="-18"/>
-                <w:sz w:val="28"/>
-              </w:rPr>
-              <w:t xml:space="preserve"> </w:t>
-            </w:r>
-            <w:r>
-              <w:rPr>
-                <w:b/>
-                <w:sz w:val="28"/>
-              </w:rPr>
-              <w:t xml:space="preserve">Roll </w:t>
-            </w:r>
-            <w:r>
-              <w:rPr>
-                <w:b/>
-                <w:spacing w:val="-2"/>
-                <w:sz w:val="28"/>
-              </w:rPr>
-              <w:t>Number(s)</w:t>
+                <w:bCs/>
+                <w:sz w:val="28"/>
+                <w:lang w:val="en-IN"/>
+              </w:rPr>
+              <w:t>Assigned Roll Number(s)</w:t>
             </w:r>
           </w:p>
         </w:tc>
         <w:tc>
           <w:tcPr>
-            <w:tcW w:w="3051" w:type="dxa"/>
+            <w:tcW w:w="0" w:type="auto"/>
+            <w:tcBorders>
+              <w:top w:val="single" w:sz="6" w:space="0" w:color="auto"/>
+              <w:left w:val="single" w:sz="6" w:space="0" w:color="auto"/>
+              <w:bottom w:val="single" w:sz="6" w:space="0" w:color="auto"/>
+              <w:right w:val="single" w:sz="6" w:space="0" w:color="auto"/>
+            </w:tcBorders>
+            <w:tcMar>
+              <w:top w:w="240" w:type="dxa"/>
+              <w:left w:w="0" w:type="dxa"/>
+              <w:bottom w:w="240" w:type="dxa"/>
+              <w:right w:w="0" w:type="dxa"/>
+            </w:tcMar>
+            <w:vAlign w:val="center"/>
+            <w:hideMark/>
           </w:tcPr>
           <w:p>
             <w:pPr>
               <w:pStyle w:val="TableParagraph"/>
-              <w:spacing w:before="76"/>
-              <w:ind w:left="107"/>
+              <w:rPr>
+                <w:sz w:val="28"/>
+                <w:lang w:val="en-IN"/>
+              </w:rPr>
+            </w:pPr>
+            <w:r>
               <w:rPr>
                 <w:b/>
-                <w:sz w:val="28"/>
-              </w:rPr>
-            </w:pPr>
-            <w:r>
-              <w:rPr>
-                <w:b/>
-                <w:spacing w:val="-2"/>
-                <w:sz w:val="28"/>
+                <w:bCs/>
+                <w:sz w:val="28"/>
+                <w:lang w:val="en-IN"/>
               </w:rPr>
               <w:t>Signature</w:t>
             </w:r>
@@ -1191,305 +1479,104 @@
       </w:tr>
       <w:tr>
         <w:trPr>
-          <w:trHeight w:val="4629"/>
+          <w:tblCellSpacing w:w="15" w:type="dxa"/>
         </w:trPr>
         <w:tc>
           <w:tcPr>
-            <w:tcW w:w="3682" w:type="dxa"/>
+            <w:tcW w:w="0" w:type="auto"/>
+            <w:tcBorders>
+              <w:top w:val="single" w:sz="6" w:space="0" w:color="auto"/>
+              <w:left w:val="single" w:sz="6" w:space="0" w:color="auto"/>
+              <w:bottom w:val="single" w:sz="6" w:space="0" w:color="auto"/>
+              <w:right w:val="single" w:sz="6" w:space="0" w:color="auto"/>
+            </w:tcBorders>
+            <w:tcMar>
+              <w:top w:w="240" w:type="dxa"/>
+              <w:left w:w="0" w:type="dxa"/>
+              <w:bottom w:w="240" w:type="dxa"/>
+              <w:right w:w="180" w:type="dxa"/>
+            </w:tcMar>
+            <w:vAlign w:val="center"/>
+            <w:hideMark/>
           </w:tcPr>
           <w:p>
             <w:pPr>
               <w:pStyle w:val="TableParagraph"/>
-              <w:spacing w:before="74" w:line="261" w:lineRule="auto"/>
-              <w:ind w:left="107"/>
+              <w:rPr>
+                <w:sz w:val="28"/>
+                <w:lang w:val="en-IN"/>
+              </w:rPr>
+            </w:pPr>
+            <w:r>
               <w:rPr>
                 <w:b/>
-                <w:sz w:val="28"/>
-              </w:rPr>
-            </w:pPr>
-            <w:r>
-              <w:rPr>
-                <w:b/>
-                <w:spacing w:val="-2"/>
-                <w:sz w:val="28"/>
-              </w:rPr>
-              <w:t>User</w:t>
-            </w:r>
-            <w:r>
-              <w:rPr>
-                <w:b/>
-                <w:spacing w:val="-20"/>
-                <w:sz w:val="28"/>
-              </w:rPr>
-              <w:t xml:space="preserve"> </w:t>
-            </w:r>
-            <w:r>
-              <w:rPr>
-                <w:b/>
-                <w:spacing w:val="-2"/>
-                <w:sz w:val="28"/>
-              </w:rPr>
-              <w:t>Authentication (Login/Register)</w:t>
-            </w:r>
-          </w:p>
-          <w:p>
-            <w:pPr>
-              <w:pStyle w:val="TableParagraph"/>
-              <w:spacing w:before="20"/>
-              <w:rPr>
-                <w:b/>
-                <w:sz w:val="28"/>
-              </w:rPr>
-            </w:pPr>
-          </w:p>
-          <w:p>
-            <w:pPr>
-              <w:pStyle w:val="TableParagraph"/>
-              <w:spacing w:line="259" w:lineRule="auto"/>
-              <w:ind w:left="107" w:right="732"/>
-              <w:rPr>
-                <w:b/>
-                <w:sz w:val="28"/>
-              </w:rPr>
-            </w:pPr>
-            <w:r>
-              <w:rPr>
-                <w:b/>
-                <w:sz w:val="28"/>
-              </w:rPr>
-              <w:t>Survey</w:t>
-            </w:r>
-            <w:r>
-              <w:rPr>
-                <w:b/>
-                <w:spacing w:val="-15"/>
-                <w:sz w:val="28"/>
-              </w:rPr>
-              <w:t xml:space="preserve"> </w:t>
-            </w:r>
-            <w:r>
-              <w:rPr>
-                <w:b/>
-                <w:sz w:val="28"/>
-              </w:rPr>
-              <w:t>Search</w:t>
-            </w:r>
-            <w:r>
-              <w:rPr>
-                <w:b/>
-                <w:spacing w:val="-15"/>
-                <w:sz w:val="28"/>
-              </w:rPr>
-              <w:t xml:space="preserve"> </w:t>
-            </w:r>
-            <w:r>
-              <w:rPr>
-                <w:b/>
-                <w:sz w:val="28"/>
-              </w:rPr>
-              <w:t>&amp;</w:t>
-            </w:r>
-            <w:r>
-              <w:rPr>
-                <w:b/>
-                <w:spacing w:val="-17"/>
-                <w:sz w:val="28"/>
-              </w:rPr>
-              <w:t xml:space="preserve"> </w:t>
-            </w:r>
-            <w:r>
-              <w:rPr>
-                <w:b/>
-                <w:sz w:val="28"/>
-              </w:rPr>
-              <w:t xml:space="preserve">Land </w:t>
-            </w:r>
-            <w:r>
-              <w:rPr>
-                <w:b/>
-                <w:spacing w:val="-2"/>
-                <w:sz w:val="28"/>
-              </w:rPr>
-              <w:t>Details</w:t>
-            </w:r>
-          </w:p>
-          <w:p>
-            <w:pPr>
-              <w:pStyle w:val="TableParagraph"/>
-              <w:spacing w:before="27"/>
-              <w:rPr>
-                <w:b/>
-                <w:sz w:val="28"/>
-              </w:rPr>
-            </w:pPr>
-          </w:p>
-          <w:p>
-            <w:pPr>
-              <w:pStyle w:val="TableParagraph"/>
-              <w:spacing w:line="516" w:lineRule="auto"/>
-              <w:ind w:left="107" w:right="732"/>
-              <w:rPr>
-                <w:b/>
-                <w:sz w:val="28"/>
-              </w:rPr>
-            </w:pPr>
-            <w:r>
-              <w:rPr>
-                <w:b/>
-                <w:sz w:val="28"/>
-              </w:rPr>
-              <w:t>EC</w:t>
-            </w:r>
-            <w:r>
-              <w:rPr>
-                <w:b/>
-                <w:spacing w:val="-18"/>
-                <w:sz w:val="28"/>
-              </w:rPr>
-              <w:t xml:space="preserve"> </w:t>
-            </w:r>
-            <w:r>
-              <w:rPr>
-                <w:b/>
-                <w:sz w:val="28"/>
-              </w:rPr>
-              <w:t>Application</w:t>
-            </w:r>
-            <w:r>
-              <w:rPr>
-                <w:b/>
-                <w:spacing w:val="-17"/>
-                <w:sz w:val="28"/>
-              </w:rPr>
-              <w:t xml:space="preserve"> </w:t>
-            </w:r>
-            <w:r>
-              <w:rPr>
-                <w:b/>
-                <w:sz w:val="28"/>
-              </w:rPr>
-              <w:t>Module Admin Panel</w:t>
-            </w:r>
-          </w:p>
-          <w:p>
-            <w:pPr>
-              <w:pStyle w:val="TableParagraph"/>
-              <w:spacing w:before="5"/>
-              <w:ind w:left="107"/>
-              <w:rPr>
-                <w:b/>
-                <w:sz w:val="28"/>
-              </w:rPr>
-            </w:pPr>
-            <w:r>
-              <w:rPr>
-                <w:b/>
-                <w:sz w:val="28"/>
-              </w:rPr>
-              <w:t>Database</w:t>
-            </w:r>
-            <w:r>
-              <w:rPr>
-                <w:b/>
-                <w:spacing w:val="-2"/>
-                <w:sz w:val="28"/>
-              </w:rPr>
-              <w:t xml:space="preserve"> Management</w:t>
+                <w:bCs/>
+                <w:sz w:val="28"/>
+                <w:lang w:val="en-IN"/>
+              </w:rPr>
+              <w:t>User &amp; Admin Management System</w:t>
             </w:r>
           </w:p>
         </w:tc>
         <w:tc>
           <w:tcPr>
-            <w:tcW w:w="2981" w:type="dxa"/>
+            <w:tcW w:w="0" w:type="auto"/>
+            <w:tcBorders>
+              <w:top w:val="single" w:sz="6" w:space="0" w:color="auto"/>
+              <w:left w:val="single" w:sz="6" w:space="0" w:color="auto"/>
+              <w:bottom w:val="single" w:sz="6" w:space="0" w:color="auto"/>
+              <w:right w:val="single" w:sz="6" w:space="0" w:color="auto"/>
+            </w:tcBorders>
+            <w:tcMar>
+              <w:top w:w="240" w:type="dxa"/>
+              <w:left w:w="0" w:type="dxa"/>
+              <w:bottom w:w="240" w:type="dxa"/>
+              <w:right w:w="180" w:type="dxa"/>
+            </w:tcMar>
+            <w:vAlign w:val="center"/>
+            <w:hideMark/>
           </w:tcPr>
           <w:p>
             <w:pPr>
               <w:pStyle w:val="TableParagraph"/>
               <w:rPr>
-                <w:b/>
-                <w:sz w:val="28"/>
+                <w:sz w:val="28"/>
+                <w:lang w:val="en-IN"/>
               </w:rPr>
             </w:pPr>
-          </w:p>
-          <w:p>
-            <w:pPr>
-              <w:pStyle w:val="TableParagraph"/>
-              <w:rPr>
-                <w:b/>
-                <w:sz w:val="28"/>
-              </w:rPr>
-            </w:pPr>
-          </w:p>
-          <w:p>
-            <w:pPr>
-              <w:pStyle w:val="TableParagraph"/>
-              <w:rPr>
-                <w:b/>
-                <w:sz w:val="28"/>
-              </w:rPr>
-            </w:pPr>
-          </w:p>
-          <w:p>
-            <w:pPr>
-              <w:pStyle w:val="TableParagraph"/>
-              <w:rPr>
-                <w:b/>
-                <w:sz w:val="28"/>
-              </w:rPr>
-            </w:pPr>
-          </w:p>
-          <w:p>
-            <w:pPr>
-              <w:pStyle w:val="TableParagraph"/>
-              <w:rPr>
-                <w:b/>
-                <w:sz w:val="28"/>
-              </w:rPr>
-            </w:pPr>
-          </w:p>
-          <w:p>
-            <w:pPr>
-              <w:pStyle w:val="TableParagraph"/>
-              <w:spacing w:before="247"/>
-              <w:rPr>
-                <w:b/>
-                <w:sz w:val="28"/>
-              </w:rPr>
-            </w:pPr>
-          </w:p>
-          <w:p>
-            <w:pPr>
-              <w:pStyle w:val="TableParagraph"/>
-              <w:ind w:left="109"/>
-              <w:rPr>
-                <w:sz w:val="28"/>
-              </w:rPr>
-            </w:pPr>
-            <w:r>
-              <w:rPr>
-                <w:spacing w:val="-2"/>
-                <w:sz w:val="28"/>
-              </w:rPr>
-              <w:t>2520030</w:t>
-            </w:r>
-            <w:r>
-              <w:rPr>
-                <w:spacing w:val="-2"/>
-                <w:sz w:val="28"/>
-              </w:rPr>
-              <w:t>163</w:t>
+            <w:r>
+              <w:rPr>
+                <w:sz w:val="28"/>
+                <w:lang w:val="en-IN"/>
+              </w:rPr>
+              <w:t xml:space="preserve">2520030163 </w:t>
             </w:r>
           </w:p>
         </w:tc>
         <w:tc>
           <w:tcPr>
-            <w:tcW w:w="3051" w:type="dxa"/>
+            <w:tcW w:w="0" w:type="auto"/>
+            <w:tcBorders>
+              <w:top w:val="single" w:sz="6" w:space="0" w:color="auto"/>
+              <w:left w:val="single" w:sz="6" w:space="0" w:color="auto"/>
+              <w:bottom w:val="single" w:sz="6" w:space="0" w:color="auto"/>
+              <w:right w:val="single" w:sz="6" w:space="0" w:color="auto"/>
+            </w:tcBorders>
+            <w:tcMar>
+              <w:top w:w="240" w:type="dxa"/>
+              <w:left w:w="0" w:type="dxa"/>
+              <w:bottom w:w="240" w:type="dxa"/>
+              <w:right w:w="0" w:type="dxa"/>
+            </w:tcMar>
+            <w:vAlign w:val="center"/>
+            <w:hideMark/>
           </w:tcPr>
           <w:p>
             <w:pPr>
               <w:pStyle w:val="TableParagraph"/>
               <w:rPr>
                 <w:sz w:val="28"/>
+                <w:lang w:val="en-IN"/>
               </w:rPr>
             </w:pPr>
           </w:p>
@@ -1497,169 +1584,314 @@
       </w:tr>
       <w:tr>
         <w:trPr>
-          <w:trHeight w:val="3309"/>
+          <w:tblCellSpacing w:w="15" w:type="dxa"/>
         </w:trPr>
         <w:tc>
           <w:tcPr>
-            <w:tcW w:w="3682" w:type="dxa"/>
+            <w:tcW w:w="0" w:type="auto"/>
+            <w:tcBorders>
+              <w:top w:val="single" w:sz="6" w:space="0" w:color="auto"/>
+              <w:left w:val="single" w:sz="6" w:space="0" w:color="auto"/>
+              <w:bottom w:val="single" w:sz="6" w:space="0" w:color="auto"/>
+              <w:right w:val="single" w:sz="6" w:space="0" w:color="auto"/>
+            </w:tcBorders>
+            <w:tcMar>
+              <w:top w:w="240" w:type="dxa"/>
+              <w:left w:w="0" w:type="dxa"/>
+              <w:bottom w:w="240" w:type="dxa"/>
+              <w:right w:w="180" w:type="dxa"/>
+            </w:tcMar>
+            <w:vAlign w:val="center"/>
+            <w:hideMark/>
           </w:tcPr>
           <w:p>
             <w:pPr>
               <w:pStyle w:val="TableParagraph"/>
-              <w:spacing w:before="76" w:line="518" w:lineRule="auto"/>
-              <w:ind w:left="107" w:right="193"/>
+              <w:rPr>
+                <w:sz w:val="28"/>
+                <w:lang w:val="en-IN"/>
+              </w:rPr>
+            </w:pPr>
+            <w:r>
               <w:rPr>
                 <w:b/>
-                <w:sz w:val="28"/>
-              </w:rPr>
-            </w:pPr>
-            <w:r>
-              <w:rPr>
-                <w:b/>
-                <w:sz w:val="28"/>
-              </w:rPr>
-              <w:t>Mutation</w:t>
-            </w:r>
-            <w:r>
-              <w:rPr>
-                <w:b/>
-                <w:spacing w:val="-18"/>
-                <w:sz w:val="28"/>
-              </w:rPr>
-              <w:t xml:space="preserve"> </w:t>
-            </w:r>
-            <w:r>
-              <w:rPr>
-                <w:b/>
-                <w:sz w:val="28"/>
-              </w:rPr>
-              <w:t>Request</w:t>
-            </w:r>
-            <w:r>
-              <w:rPr>
-                <w:b/>
-                <w:spacing w:val="-17"/>
-                <w:sz w:val="28"/>
-              </w:rPr>
-              <w:t xml:space="preserve"> </w:t>
-            </w:r>
-            <w:r>
-              <w:rPr>
-                <w:b/>
-                <w:sz w:val="28"/>
-              </w:rPr>
-              <w:t>Module Status Tracking System PDF Download Module Notification System</w:t>
-            </w:r>
-          </w:p>
-          <w:p>
-            <w:pPr>
-              <w:pStyle w:val="TableParagraph"/>
-              <w:spacing w:line="319" w:lineRule="exact"/>
-              <w:ind w:left="107"/>
-              <w:rPr>
-                <w:b/>
-                <w:sz w:val="28"/>
-              </w:rPr>
-            </w:pPr>
-            <w:r>
-              <w:rPr>
-                <w:b/>
-                <w:sz w:val="28"/>
-              </w:rPr>
-              <w:t>UI/UX</w:t>
-            </w:r>
-            <w:r>
-              <w:rPr>
-                <w:b/>
-                <w:spacing w:val="-3"/>
-                <w:sz w:val="28"/>
-              </w:rPr>
-              <w:t xml:space="preserve"> </w:t>
-            </w:r>
-            <w:r>
-              <w:rPr>
-                <w:b/>
-                <w:spacing w:val="-2"/>
-                <w:sz w:val="28"/>
-              </w:rPr>
-              <w:t>Design</w:t>
+                <w:bCs/>
+                <w:sz w:val="28"/>
+                <w:lang w:val="en-IN"/>
+              </w:rPr>
+              <w:t>Doctor Discovery Engine</w:t>
             </w:r>
           </w:p>
         </w:tc>
         <w:tc>
           <w:tcPr>
-            <w:tcW w:w="2981" w:type="dxa"/>
+            <w:tcW w:w="0" w:type="auto"/>
+            <w:tcBorders>
+              <w:top w:val="single" w:sz="6" w:space="0" w:color="auto"/>
+              <w:left w:val="single" w:sz="6" w:space="0" w:color="auto"/>
+              <w:bottom w:val="single" w:sz="6" w:space="0" w:color="auto"/>
+              <w:right w:val="single" w:sz="6" w:space="0" w:color="auto"/>
+            </w:tcBorders>
+            <w:tcMar>
+              <w:top w:w="240" w:type="dxa"/>
+              <w:left w:w="0" w:type="dxa"/>
+              <w:bottom w:w="240" w:type="dxa"/>
+              <w:right w:w="180" w:type="dxa"/>
+            </w:tcMar>
+            <w:vAlign w:val="center"/>
+            <w:hideMark/>
           </w:tcPr>
           <w:p>
             <w:pPr>
               <w:pStyle w:val="TableParagraph"/>
               <w:rPr>
-                <w:b/>
-                <w:sz w:val="28"/>
+                <w:sz w:val="28"/>
+                <w:lang w:val="en-IN"/>
               </w:rPr>
             </w:pPr>
-          </w:p>
-          <w:p>
-            <w:pPr>
-              <w:pStyle w:val="TableParagraph"/>
-              <w:rPr>
-                <w:b/>
-                <w:sz w:val="28"/>
-              </w:rPr>
-            </w:pPr>
-          </w:p>
-          <w:p>
-            <w:pPr>
-              <w:pStyle w:val="TableParagraph"/>
-              <w:rPr>
-                <w:b/>
-                <w:sz w:val="28"/>
-              </w:rPr>
-            </w:pPr>
-          </w:p>
-          <w:p>
-            <w:pPr>
-              <w:pStyle w:val="TableParagraph"/>
-              <w:spacing w:before="231"/>
-              <w:rPr>
-                <w:b/>
-                <w:sz w:val="28"/>
-              </w:rPr>
-            </w:pPr>
-          </w:p>
-          <w:p>
-            <w:pPr>
-              <w:pStyle w:val="TableParagraph"/>
-              <w:ind w:left="109"/>
-              <w:rPr>
-                <w:sz w:val="28"/>
-              </w:rPr>
-            </w:pPr>
-            <w:r>
-              <w:rPr>
-                <w:spacing w:val="-2"/>
-                <w:sz w:val="28"/>
-              </w:rPr>
-              <w:t>2520030</w:t>
-            </w:r>
-            <w:r>
-              <w:rPr>
-                <w:spacing w:val="-2"/>
-                <w:sz w:val="28"/>
-              </w:rPr>
-              <w:t>325</w:t>
+            <w:r>
+              <w:rPr>
+                <w:sz w:val="28"/>
+                <w:lang w:val="en-IN"/>
+              </w:rPr>
+              <w:t xml:space="preserve">2520030163 </w:t>
             </w:r>
           </w:p>
         </w:tc>
         <w:tc>
           <w:tcPr>
-            <w:tcW w:w="3051" w:type="dxa"/>
+            <w:tcW w:w="0" w:type="auto"/>
+            <w:tcBorders>
+              <w:top w:val="single" w:sz="6" w:space="0" w:color="auto"/>
+              <w:left w:val="single" w:sz="6" w:space="0" w:color="auto"/>
+              <w:bottom w:val="single" w:sz="6" w:space="0" w:color="auto"/>
+              <w:right w:val="single" w:sz="6" w:space="0" w:color="auto"/>
+            </w:tcBorders>
+            <w:tcMar>
+              <w:top w:w="240" w:type="dxa"/>
+              <w:left w:w="0" w:type="dxa"/>
+              <w:bottom w:w="240" w:type="dxa"/>
+              <w:right w:w="0" w:type="dxa"/>
+            </w:tcMar>
+            <w:vAlign w:val="center"/>
+            <w:hideMark/>
           </w:tcPr>
           <w:p>
             <w:pPr>
               <w:pStyle w:val="TableParagraph"/>
               <w:rPr>
                 <w:sz w:val="28"/>
+                <w:lang w:val="en-IN"/>
+              </w:rPr>
+            </w:pPr>
+          </w:p>
+        </w:tc>
+      </w:tr>
+      <w:tr>
+        <w:trPr>
+          <w:tblCellSpacing w:w="15" w:type="dxa"/>
+        </w:trPr>
+        <w:tc>
+          <w:tcPr>
+            <w:tcW w:w="0" w:type="auto"/>
+            <w:tcBorders>
+              <w:top w:val="single" w:sz="6" w:space="0" w:color="auto"/>
+              <w:left w:val="single" w:sz="6" w:space="0" w:color="auto"/>
+              <w:bottom w:val="single" w:sz="6" w:space="0" w:color="auto"/>
+              <w:right w:val="single" w:sz="6" w:space="0" w:color="auto"/>
+            </w:tcBorders>
+            <w:tcMar>
+              <w:top w:w="240" w:type="dxa"/>
+              <w:left w:w="0" w:type="dxa"/>
+              <w:bottom w:w="240" w:type="dxa"/>
+              <w:right w:w="180" w:type="dxa"/>
+            </w:tcMar>
+            <w:vAlign w:val="center"/>
+            <w:hideMark/>
+          </w:tcPr>
+          <w:p>
+            <w:pPr>
+              <w:pStyle w:val="TableParagraph"/>
+              <w:rPr>
+                <w:sz w:val="28"/>
+                <w:lang w:val="en-IN"/>
+              </w:rPr>
+            </w:pPr>
+            <w:r>
+              <w:rPr>
+                <w:b/>
+                <w:bCs/>
+                <w:sz w:val="28"/>
+                <w:lang w:val="en-IN"/>
+              </w:rPr>
+              <w:t>Appointment &amp; Scheduling System</w:t>
+            </w:r>
+          </w:p>
+        </w:tc>
+        <w:tc>
+          <w:tcPr>
+            <w:tcW w:w="0" w:type="auto"/>
+            <w:tcBorders>
+              <w:top w:val="single" w:sz="6" w:space="0" w:color="auto"/>
+              <w:left w:val="single" w:sz="6" w:space="0" w:color="auto"/>
+              <w:bottom w:val="single" w:sz="6" w:space="0" w:color="auto"/>
+              <w:right w:val="single" w:sz="6" w:space="0" w:color="auto"/>
+            </w:tcBorders>
+            <w:tcMar>
+              <w:top w:w="240" w:type="dxa"/>
+              <w:left w:w="0" w:type="dxa"/>
+              <w:bottom w:w="240" w:type="dxa"/>
+              <w:right w:w="180" w:type="dxa"/>
+            </w:tcMar>
+            <w:vAlign w:val="center"/>
+            <w:hideMark/>
+          </w:tcPr>
+          <w:p>
+            <w:pPr>
+              <w:pStyle w:val="TableParagraph"/>
+              <w:rPr>
+                <w:sz w:val="28"/>
+                <w:lang w:val="en-IN"/>
+              </w:rPr>
+            </w:pPr>
+            <w:r>
+              <w:rPr>
+                <w:sz w:val="28"/>
+                <w:lang w:val="en-IN"/>
+              </w:rPr>
+              <w:t xml:space="preserve">2520030325 </w:t>
+            </w:r>
+          </w:p>
+        </w:tc>
+        <w:tc>
+          <w:tcPr>
+            <w:tcW w:w="0" w:type="auto"/>
+            <w:tcBorders>
+              <w:top w:val="single" w:sz="6" w:space="0" w:color="auto"/>
+              <w:left w:val="single" w:sz="6" w:space="0" w:color="auto"/>
+              <w:bottom w:val="single" w:sz="6" w:space="0" w:color="auto"/>
+              <w:right w:val="single" w:sz="6" w:space="0" w:color="auto"/>
+            </w:tcBorders>
+            <w:tcMar>
+              <w:top w:w="240" w:type="dxa"/>
+              <w:left w:w="0" w:type="dxa"/>
+              <w:bottom w:w="240" w:type="dxa"/>
+              <w:right w:w="0" w:type="dxa"/>
+            </w:tcMar>
+            <w:vAlign w:val="center"/>
+            <w:hideMark/>
+          </w:tcPr>
+          <w:p>
+            <w:pPr>
+              <w:pStyle w:val="TableParagraph"/>
+              <w:rPr>
+                <w:sz w:val="28"/>
+                <w:lang w:val="en-IN"/>
+              </w:rPr>
+            </w:pPr>
+          </w:p>
+        </w:tc>
+      </w:tr>
+      <w:tr>
+        <w:trPr>
+          <w:tblCellSpacing w:w="15" w:type="dxa"/>
+        </w:trPr>
+        <w:tc>
+          <w:tcPr>
+            <w:tcW w:w="0" w:type="auto"/>
+            <w:tcBorders>
+              <w:top w:val="single" w:sz="6" w:space="0" w:color="auto"/>
+              <w:left w:val="single" w:sz="6" w:space="0" w:color="auto"/>
+              <w:bottom w:val="single" w:sz="6" w:space="0" w:color="auto"/>
+              <w:right w:val="single" w:sz="6" w:space="0" w:color="auto"/>
+            </w:tcBorders>
+            <w:tcMar>
+              <w:top w:w="240" w:type="dxa"/>
+              <w:left w:w="0" w:type="dxa"/>
+              <w:bottom w:w="240" w:type="dxa"/>
+              <w:right w:w="180" w:type="dxa"/>
+            </w:tcMar>
+            <w:vAlign w:val="center"/>
+            <w:hideMark/>
+          </w:tcPr>
+          <w:p>
+            <w:pPr>
+              <w:pStyle w:val="TableParagraph"/>
+              <w:rPr>
+                <w:sz w:val="28"/>
+                <w:lang w:val="en-IN"/>
+              </w:rPr>
+            </w:pPr>
+            <w:r>
+              <w:rPr>
+                <w:b/>
+                <w:bCs/>
+                <w:sz w:val="28"/>
+                <w:lang w:val="en-IN"/>
+              </w:rPr>
+              <w:t>Patient Dashboard &amp; UI Integration</w:t>
+            </w:r>
+          </w:p>
+        </w:tc>
+        <w:tc>
+          <w:tcPr>
+            <w:tcW w:w="0" w:type="auto"/>
+            <w:tcBorders>
+              <w:top w:val="single" w:sz="6" w:space="0" w:color="auto"/>
+              <w:left w:val="single" w:sz="6" w:space="0" w:color="auto"/>
+              <w:bottom w:val="single" w:sz="6" w:space="0" w:color="auto"/>
+              <w:right w:val="single" w:sz="6" w:space="0" w:color="auto"/>
+            </w:tcBorders>
+            <w:tcMar>
+              <w:top w:w="240" w:type="dxa"/>
+              <w:left w:w="0" w:type="dxa"/>
+              <w:bottom w:w="240" w:type="dxa"/>
+              <w:right w:w="180" w:type="dxa"/>
+            </w:tcMar>
+            <w:vAlign w:val="center"/>
+            <w:hideMark/>
+          </w:tcPr>
+          <w:p>
+            <w:pPr>
+              <w:pStyle w:val="TableParagraph"/>
+              <w:rPr>
+                <w:sz w:val="28"/>
+                <w:lang w:val="en-IN"/>
+              </w:rPr>
+            </w:pPr>
+            <w:r>
+              <w:rPr>
+                <w:sz w:val="28"/>
+                <w:lang w:val="en-IN"/>
+              </w:rPr>
+              <w:t xml:space="preserve">2520030325 </w:t>
+            </w:r>
+          </w:p>
+        </w:tc>
+        <w:tc>
+          <w:tcPr>
+            <w:tcW w:w="0" w:type="auto"/>
+            <w:tcBorders>
+              <w:top w:val="single" w:sz="6" w:space="0" w:color="auto"/>
+              <w:left w:val="single" w:sz="6" w:space="0" w:color="auto"/>
+              <w:bottom w:val="single" w:sz="6" w:space="0" w:color="auto"/>
+              <w:right w:val="single" w:sz="6" w:space="0" w:color="auto"/>
+            </w:tcBorders>
+            <w:tcMar>
+              <w:top w:w="240" w:type="dxa"/>
+              <w:left w:w="0" w:type="dxa"/>
+              <w:bottom w:w="240" w:type="dxa"/>
+              <w:right w:w="0" w:type="dxa"/>
+            </w:tcMar>
+            <w:vAlign w:val="center"/>
+            <w:hideMark/>
+          </w:tcPr>
+          <w:p>
+            <w:pPr>
+              <w:pStyle w:val="TableParagraph"/>
+              <w:rPr>
+                <w:sz w:val="28"/>
+                <w:lang w:val="en-IN"/>
               </w:rPr>
             </w:pPr>
           </w:p>
@@ -1731,9 +1963,6 @@
       </w:pPr>
     </w:p>
     <w:p>
-      <w:pPr>
-        <w:ind w:left="360"/>
-      </w:pPr>
       <w:r>
         <w:rPr>
           <w:b/>
@@ -1765,432 +1994,76 @@
     <w:p>
       <w:pPr>
         <w:pStyle w:val="BodyText"/>
-        <w:spacing w:before="180"/>
-        <w:rPr>
-          <w:sz w:val="22"/>
-        </w:rPr>
-      </w:pPr>
-    </w:p>
-    <w:p>
-      <w:pPr>
-        <w:pStyle w:val="ListParagraph"/>
-        <w:numPr>
-          <w:ilvl w:val="1"/>
-          <w:numId w:val="1"/>
-        </w:numPr>
-        <w:tabs>
-          <w:tab w:val="left" w:pos="1065"/>
-        </w:tabs>
-        <w:spacing w:before="1" w:line="249" w:lineRule="auto"/>
-        <w:ind w:right="941"/>
+        <w:spacing w:before="150"/>
+        <w:rPr>
+          <w:sz w:val="24"/>
+          <w:szCs w:val="24"/>
+          <w:lang w:val="en-IN"/>
+        </w:rPr>
       </w:pPr>
       <w:r>
         <w:rPr>
           <w:b/>
           <w:bCs/>
-          <w:sz w:val="28"/>
-        </w:rPr>
-        <w:t>Doctor Search Module:</w:t>
-      </w:r>
-      <w:r>
-        <w:rPr>
-          <w:b/>
-          <w:spacing w:val="-11"/>
-          <w:sz w:val="28"/>
-        </w:rPr>
-        <w:t xml:space="preserve"> </w:t>
-      </w:r>
-      <w:r>
-        <w:rPr>
-          <w:sz w:val="28"/>
-        </w:rPr>
-        <w:t>Allows users to search doctors by name, specialization, and availability.</w:t>
-      </w:r>
-    </w:p>
-    <w:p>
-      <w:pPr>
-        <w:pStyle w:val="ListParagraph"/>
-        <w:tabs>
-          <w:tab w:val="left" w:pos="1065"/>
-        </w:tabs>
-        <w:spacing w:before="1" w:line="249" w:lineRule="auto"/>
-        <w:ind w:right="941" w:firstLine="0"/>
-      </w:pPr>
-    </w:p>
-    <w:p>
-      <w:pPr>
-        <w:pStyle w:val="ListParagraph"/>
-        <w:numPr>
-          <w:ilvl w:val="1"/>
-          <w:numId w:val="1"/>
-        </w:numPr>
-        <w:tabs>
-          <w:tab w:val="left" w:pos="1065"/>
-        </w:tabs>
-        <w:spacing w:line="247" w:lineRule="auto"/>
-        <w:ind w:right="707"/>
-        <w:rPr>
-          <w:bCs/>
-          <w:sz w:val="28"/>
-          <w:szCs w:val="28"/>
-        </w:rPr>
-      </w:pPr>
-      <w:r>
-        <w:rPr>
-          <w:b/>
-          <w:bCs/>
-          <w:sz w:val="28"/>
-        </w:rPr>
-        <w:t>Specialty Filter Module:</w:t>
-      </w:r>
-      <w:r>
-        <w:rPr>
-          <w:b/>
-          <w:sz w:val="28"/>
-        </w:rPr>
-        <w:t xml:space="preserve"> </w:t>
-      </w:r>
-      <w:r>
-        <w:rPr>
-          <w:bCs/>
-          <w:sz w:val="28"/>
-          <w:szCs w:val="28"/>
-        </w:rPr>
-        <w:t>Enables patients to filter doctors based on medical specialties such as Dentist, Cardiologist, Neurologist,</w:t>
-      </w:r>
-      <w:r>
-        <w:rPr>
-          <w:bCs/>
-          <w:sz w:val="28"/>
-          <w:szCs w:val="28"/>
-        </w:rPr>
-        <w:t xml:space="preserve"> </w:t>
-      </w:r>
-      <w:proofErr w:type="gramStart"/>
-      <w:r>
-        <w:rPr>
-          <w:bCs/>
-          <w:sz w:val="28"/>
-          <w:szCs w:val="28"/>
-        </w:rPr>
-        <w:t>etc.</w:t>
-      </w:r>
-      <w:r>
-        <w:rPr>
-          <w:bCs/>
-          <w:spacing w:val="-2"/>
-          <w:sz w:val="28"/>
-          <w:szCs w:val="28"/>
-        </w:rPr>
-        <w:t>.</w:t>
-      </w:r>
-      <w:proofErr w:type="gramEnd"/>
-    </w:p>
-    <w:p>
-      <w:pPr>
-        <w:pStyle w:val="BodyText"/>
-        <w:spacing w:before="36"/>
-        <w:rPr>
-          <w:bCs/>
-        </w:rPr>
-      </w:pPr>
-    </w:p>
-    <w:p>
-      <w:pPr>
-        <w:pStyle w:val="ListParagraph"/>
-        <w:numPr>
-          <w:ilvl w:val="1"/>
-          <w:numId w:val="1"/>
-        </w:numPr>
-        <w:tabs>
-          <w:tab w:val="left" w:pos="1065"/>
-        </w:tabs>
-        <w:spacing w:line="247" w:lineRule="auto"/>
-        <w:ind w:right="1950"/>
-        <w:rPr>
-          <w:bCs/>
-          <w:sz w:val="28"/>
-        </w:rPr>
-      </w:pPr>
-      <w:r>
-        <w:rPr>
-          <w:b/>
-          <w:bCs/>
-          <w:sz w:val="28"/>
-        </w:rPr>
-        <w:t>Calendar &amp; Slot Booking Module:</w:t>
-      </w:r>
-      <w:r>
-        <w:rPr>
-          <w:b/>
-          <w:sz w:val="28"/>
-        </w:rPr>
-        <w:t xml:space="preserve"> </w:t>
-      </w:r>
-      <w:r>
-        <w:rPr>
-          <w:bCs/>
-          <w:sz w:val="28"/>
-        </w:rPr>
-        <w:t>Allows users to select appointment dates through an interactive calendar and choose available time slots.</w:t>
-      </w:r>
-      <w:r>
-        <w:rPr>
-          <w:bCs/>
-          <w:sz w:val="28"/>
-        </w:rPr>
-        <w:t>).</w:t>
-      </w:r>
-    </w:p>
-    <w:p>
-      <w:pPr>
-        <w:pStyle w:val="BodyText"/>
-        <w:spacing w:before="67"/>
-      </w:pPr>
-    </w:p>
-    <w:p>
-      <w:pPr>
-        <w:pStyle w:val="ListParagraph"/>
-        <w:numPr>
-          <w:ilvl w:val="1"/>
-          <w:numId w:val="1"/>
-        </w:numPr>
-        <w:rPr>
-          <w:bCs/>
-        </w:rPr>
-      </w:pPr>
-      <w:r>
-        <w:rPr>
-          <w:b/>
-          <w:bCs/>
-          <w:sz w:val="28"/>
-        </w:rPr>
-        <w:t xml:space="preserve">Booking History Module: </w:t>
-      </w:r>
-      <w:r>
-        <w:rPr>
-          <w:sz w:val="28"/>
-        </w:rPr>
-        <w:t>Displays previously booked appointments along with appointment details and status</w:t>
-      </w:r>
-      <w:r>
-        <w:rPr>
-          <w:b/>
-          <w:bCs/>
-          <w:sz w:val="28"/>
-        </w:rPr>
-        <w:t>.</w:t>
-      </w:r>
-    </w:p>
-    <w:p>
-      <w:pPr>
-        <w:pStyle w:val="BodyText"/>
-        <w:spacing w:before="67"/>
-        <w:ind w:left="1065"/>
-        <w:rPr>
-          <w:bCs/>
-        </w:rPr>
-      </w:pPr>
+          <w:sz w:val="24"/>
+          <w:szCs w:val="24"/>
+          <w:lang w:val="en-IN"/>
+        </w:rPr>
+        <w:t>User &amp; Admin Management System:</w:t>
+      </w:r>
+      <w:r>
+        <w:rPr>
+          <w:sz w:val="24"/>
+          <w:szCs w:val="24"/>
+          <w:lang w:val="en-IN"/>
+        </w:rPr>
+        <w:t xml:space="preserve">  Handles secure user registration and authentication for both patients and administrators.</w:t>
+      </w:r>
     </w:p>
     <w:p>
       <w:pPr>
         <w:pStyle w:val="BodyText"/>
         <w:numPr>
-          <w:ilvl w:val="1"/>
-          <w:numId w:val="1"/>
+          <w:ilvl w:val="0"/>
+          <w:numId w:val="2"/>
         </w:numPr>
-        <w:spacing w:before="67"/>
-      </w:pPr>
-      <w:r>
-        <w:rPr>
-          <w:b/>
-          <w:bCs/>
-          <w:szCs w:val="22"/>
-        </w:rPr>
-        <w:t>Cancel / Reschedule Module:</w:t>
-      </w:r>
-      <w:r>
-        <w:rPr>
-          <w:b/>
-          <w:szCs w:val="22"/>
-        </w:rPr>
-        <w:t xml:space="preserve"> </w:t>
-      </w:r>
-      <w:r>
-        <w:rPr>
-          <w:bCs/>
-          <w:szCs w:val="22"/>
-        </w:rPr>
-        <w:t>Allows users to cancel existing appointments or reschedule them to another available slot</w:t>
-      </w:r>
-      <w:r>
-        <w:rPr>
-          <w:b/>
-          <w:szCs w:val="22"/>
-        </w:rPr>
-        <w:t>.</w:t>
-      </w:r>
-    </w:p>
-    <w:p>
-      <w:pPr>
-        <w:pStyle w:val="ListParagraph"/>
-        <w:tabs>
-          <w:tab w:val="left" w:pos="1065"/>
-        </w:tabs>
-        <w:spacing w:before="1" w:line="247" w:lineRule="auto"/>
-        <w:ind w:right="1074" w:firstLine="0"/>
-        <w:rPr>
-          <w:sz w:val="28"/>
-        </w:rPr>
-      </w:pPr>
-    </w:p>
-    <w:p>
-      <w:pPr>
-        <w:pStyle w:val="ListParagraph"/>
-        <w:numPr>
-          <w:ilvl w:val="1"/>
-          <w:numId w:val="1"/>
-        </w:numPr>
-        <w:tabs>
-          <w:tab w:val="left" w:pos="1065"/>
-        </w:tabs>
-        <w:spacing w:before="1" w:line="247" w:lineRule="auto"/>
-        <w:ind w:right="1319"/>
-        <w:rPr>
-          <w:sz w:val="28"/>
-        </w:rPr>
-      </w:pPr>
-      <w:r>
-        <w:rPr>
-          <w:b/>
-          <w:bCs/>
-          <w:sz w:val="28"/>
-        </w:rPr>
-        <w:t>Appointment Reminder Module:</w:t>
-      </w:r>
-      <w:r>
-        <w:rPr>
-          <w:b/>
-          <w:sz w:val="28"/>
-        </w:rPr>
-        <w:t xml:space="preserve"> </w:t>
-      </w:r>
-      <w:r>
-        <w:rPr>
-          <w:bCs/>
-          <w:sz w:val="28"/>
-        </w:rPr>
-        <w:t>Sends notifications and reminders about upcoming appointments</w:t>
-      </w:r>
-      <w:r>
-        <w:rPr>
-          <w:b/>
-          <w:sz w:val="28"/>
-        </w:rPr>
-        <w:t>.</w:t>
-      </w:r>
-    </w:p>
-    <w:p>
-      <w:pPr>
-        <w:pStyle w:val="BodyText"/>
-        <w:spacing w:before="57"/>
-      </w:pPr>
+        <w:spacing w:before="150"/>
+        <w:rPr>
+          <w:sz w:val="24"/>
+          <w:szCs w:val="24"/>
+          <w:lang w:val="en-IN"/>
+        </w:rPr>
+      </w:pPr>
+      <w:r>
+        <w:rPr>
+          <w:sz w:val="24"/>
+          <w:szCs w:val="24"/>
+          <w:lang w:val="en-IN"/>
+        </w:rPr>
+        <w:t>Provides the Admin Panel to add or manage doctor profiles, update schedules, monitor all appointments, and oversee general users.</w:t>
+      </w:r>
     </w:p>
     <w:p>
       <w:pPr>
         <w:pStyle w:val="BodyText"/>
         <w:numPr>
-          <w:ilvl w:val="1"/>
-          <w:numId w:val="1"/>
+          <w:ilvl w:val="0"/>
+          <w:numId w:val="2"/>
         </w:numPr>
-        <w:rPr>
-          <w:bCs/>
-        </w:rPr>
-      </w:pPr>
-      <w:r>
-        <w:rPr>
-          <w:b/>
-          <w:bCs/>
-          <w:szCs w:val="22"/>
-        </w:rPr>
-        <w:t>Patient Profile Management:</w:t>
-      </w:r>
-      <w:r>
-        <w:rPr>
-          <w:b/>
-          <w:szCs w:val="22"/>
-        </w:rPr>
-        <w:t xml:space="preserve"> </w:t>
-      </w:r>
-      <w:r>
-        <w:rPr>
-          <w:bCs/>
-          <w:szCs w:val="22"/>
-        </w:rPr>
-        <w:t>Stores and manages patient personal details, appointment records, and medical preferences.</w:t>
-      </w:r>
-    </w:p>
-    <w:p>
-      <w:pPr>
-        <w:pStyle w:val="NormalWeb"/>
-        <w:ind w:left="705"/>
-      </w:pPr>
-      <w:r>
-        <w:t xml:space="preserve">• </w:t>
-      </w:r>
-      <w:r>
-        <w:rPr>
-          <w:rStyle w:val="Strong"/>
-          <w:sz w:val="28"/>
-          <w:szCs w:val="28"/>
-        </w:rPr>
-        <w:t>Admin Panel</w:t>
-      </w:r>
-      <w:r>
-        <w:rPr>
-          <w:rStyle w:val="Strong"/>
-        </w:rPr>
-        <w:t>:</w:t>
-      </w:r>
-      <w:r>
-        <w:t xml:space="preserve"> </w:t>
-      </w:r>
-      <w:r>
-        <w:rPr>
-          <w:sz w:val="28"/>
-          <w:szCs w:val="28"/>
-        </w:rPr>
-        <w:t>Allows administrators to add/manage doctor profiles, update schedules, monitor appointments, and manage users</w:t>
-      </w:r>
-      <w:r>
-        <w:t>.</w:t>
-      </w:r>
-    </w:p>
-    <w:p>
-      <w:pPr>
-        <w:pStyle w:val="NormalWeb"/>
-        <w:ind w:left="705"/>
-      </w:pPr>
-      <w:r>
-        <w:t xml:space="preserve">• </w:t>
-      </w:r>
-      <w:r>
-        <w:rPr>
-          <w:rStyle w:val="Strong"/>
-          <w:sz w:val="28"/>
-          <w:szCs w:val="28"/>
-        </w:rPr>
-        <w:t>Database Management &amp; UI/UX Design:</w:t>
-      </w:r>
-      <w:r>
-        <w:rPr>
-          <w:sz w:val="28"/>
-          <w:szCs w:val="28"/>
-        </w:rPr>
-        <w:t xml:space="preserve"> Stores user, doctor, and appointment data while ensuring a clean, responsive, and user-friendly interface</w:t>
-      </w:r>
-      <w:r>
-        <w:t>.</w:t>
+        <w:spacing w:before="150"/>
+        <w:rPr>
+          <w:sz w:val="24"/>
+          <w:szCs w:val="24"/>
+          <w:lang w:val="en-IN"/>
+        </w:rPr>
+      </w:pPr>
+      <w:r>
+        <w:rPr>
+          <w:sz w:val="24"/>
+          <w:szCs w:val="24"/>
+          <w:lang w:val="en-IN"/>
+        </w:rPr>
+        <w:t>Manages the overarching database architecture to securely store user, doctor, and appointment data.</w:t>
       </w:r>
     </w:p>
     <w:p>
@@ -2198,14 +2071,211 @@
         <w:pStyle w:val="BodyText"/>
         <w:spacing w:before="150"/>
         <w:rPr>
+          <w:sz w:val="24"/>
+          <w:szCs w:val="24"/>
+          <w:lang w:val="en-IN"/>
+        </w:rPr>
+      </w:pPr>
+      <w:r>
+        <w:rPr>
+          <w:b/>
           <w:bCs/>
-        </w:rPr>
-      </w:pPr>
+          <w:sz w:val="24"/>
+          <w:szCs w:val="24"/>
+          <w:lang w:val="en-IN"/>
+        </w:rPr>
+        <w:t>Doctor Discovery Engine:</w:t>
+      </w:r>
+      <w:r>
+        <w:rPr>
+          <w:sz w:val="24"/>
+          <w:szCs w:val="24"/>
+          <w:lang w:val="en-IN"/>
+        </w:rPr>
+        <w:t xml:space="preserve"> Integrates the search functionality, allowing users to look up doctors by name, availability, and specific criteria.</w:t>
+      </w:r>
+    </w:p>
+    <w:p>
+      <w:pPr>
+        <w:pStyle w:val="BodyText"/>
+        <w:numPr>
+          <w:ilvl w:val="0"/>
+          <w:numId w:val="3"/>
+        </w:numPr>
+        <w:spacing w:before="150"/>
+        <w:rPr>
+          <w:sz w:val="24"/>
+          <w:szCs w:val="24"/>
+          <w:lang w:val="en-IN"/>
+        </w:rPr>
+      </w:pPr>
+      <w:r>
+        <w:rPr>
+          <w:sz w:val="24"/>
+          <w:szCs w:val="24"/>
+          <w:lang w:val="en-IN"/>
+        </w:rPr>
+        <w:t>Includes the specialty filtering system, enabling patients to narrow down doctors based on medical fields (e.g., Dentist, Cardiologist, Neurologist).</w:t>
+      </w:r>
     </w:p>
     <w:p>
       <w:pPr>
         <w:pStyle w:val="BodyText"/>
         <w:spacing w:before="150"/>
+        <w:rPr>
+          <w:sz w:val="24"/>
+          <w:szCs w:val="24"/>
+          <w:lang w:val="en-IN"/>
+        </w:rPr>
+      </w:pPr>
+      <w:r>
+        <w:rPr>
+          <w:b/>
+          <w:bCs/>
+          <w:sz w:val="24"/>
+          <w:szCs w:val="24"/>
+          <w:lang w:val="en-IN"/>
+        </w:rPr>
+        <w:t>Appointment &amp; Scheduling System:</w:t>
+      </w:r>
+      <w:r>
+        <w:rPr>
+          <w:sz w:val="24"/>
+          <w:szCs w:val="24"/>
+          <w:lang w:val="en-IN"/>
+        </w:rPr>
+        <w:t xml:space="preserve"> Powers the interactive calendar for users to select dates and view available time slots.</w:t>
+      </w:r>
+    </w:p>
+    <w:p>
+      <w:pPr>
+        <w:pStyle w:val="BodyText"/>
+        <w:numPr>
+          <w:ilvl w:val="0"/>
+          <w:numId w:val="4"/>
+        </w:numPr>
+        <w:spacing w:before="150"/>
+        <w:rPr>
+          <w:sz w:val="24"/>
+          <w:szCs w:val="24"/>
+          <w:lang w:val="en-IN"/>
+        </w:rPr>
+      </w:pPr>
+      <w:r>
+        <w:rPr>
+          <w:sz w:val="24"/>
+          <w:szCs w:val="24"/>
+          <w:lang w:val="en-IN"/>
+        </w:rPr>
+        <w:t>Manages the core booking logic, giving users the ability to confirm, cancel, or reschedule their existing appointments.</w:t>
+      </w:r>
+    </w:p>
+    <w:p>
+      <w:pPr>
+        <w:pStyle w:val="BodyText"/>
+        <w:numPr>
+          <w:ilvl w:val="0"/>
+          <w:numId w:val="4"/>
+        </w:numPr>
+        <w:spacing w:before="150"/>
+        <w:rPr>
+          <w:sz w:val="24"/>
+          <w:szCs w:val="24"/>
+          <w:lang w:val="en-IN"/>
+        </w:rPr>
+      </w:pPr>
+      <w:r>
+        <w:rPr>
+          <w:sz w:val="24"/>
+          <w:szCs w:val="24"/>
+          <w:lang w:val="en-IN"/>
+        </w:rPr>
+        <w:t>Handles automated appointment reminders and notifications for upcoming visits.</w:t>
+      </w:r>
+    </w:p>
+    <w:p>
+      <w:pPr>
+        <w:pStyle w:val="BodyText"/>
+        <w:spacing w:before="150"/>
+        <w:rPr>
+          <w:sz w:val="24"/>
+          <w:szCs w:val="24"/>
+          <w:lang w:val="en-IN"/>
+        </w:rPr>
+      </w:pPr>
+      <w:r>
+        <w:rPr>
+          <w:b/>
+          <w:bCs/>
+          <w:sz w:val="24"/>
+          <w:szCs w:val="24"/>
+          <w:lang w:val="en-IN"/>
+        </w:rPr>
+        <w:t>Patient Dashboard &amp; UI Integration:</w:t>
+      </w:r>
+      <w:r>
+        <w:rPr>
+          <w:sz w:val="24"/>
+          <w:szCs w:val="24"/>
+          <w:lang w:val="en-IN"/>
+        </w:rPr>
+        <w:t xml:space="preserve">  Manages the patient profile space where personal details and medical preferences are stored.</w:t>
+      </w:r>
+    </w:p>
+    <w:p>
+      <w:pPr>
+        <w:pStyle w:val="BodyText"/>
+        <w:numPr>
+          <w:ilvl w:val="0"/>
+          <w:numId w:val="5"/>
+        </w:numPr>
+        <w:spacing w:before="150"/>
+        <w:rPr>
+          <w:sz w:val="24"/>
+          <w:szCs w:val="24"/>
+          <w:lang w:val="en-IN"/>
+        </w:rPr>
+      </w:pPr>
+      <w:r>
+        <w:rPr>
+          <w:sz w:val="24"/>
+          <w:szCs w:val="24"/>
+          <w:lang w:val="en-IN"/>
+        </w:rPr>
+        <w:t>Displays the booking history, showing previously booked appointments along with their current status.</w:t>
+      </w:r>
+    </w:p>
+    <w:p>
+      <w:pPr>
+        <w:pStyle w:val="BodyText"/>
+        <w:numPr>
+          <w:ilvl w:val="0"/>
+          <w:numId w:val="5"/>
+        </w:numPr>
+        <w:spacing w:before="150"/>
+        <w:rPr>
+          <w:sz w:val="24"/>
+          <w:szCs w:val="24"/>
+          <w:lang w:val="en-IN"/>
+        </w:rPr>
+      </w:pPr>
+      <w:r>
+        <w:rPr>
+          <w:sz w:val="24"/>
+          <w:szCs w:val="24"/>
+          <w:lang w:val="en-IN"/>
+        </w:rPr>
+        <w:t>Ensures the entire application maintains a clean, responsive, and user-friendly frontend design.</w:t>
+      </w:r>
+    </w:p>
+    <w:p>
+      <w:pPr>
+        <w:pStyle w:val="BodyText"/>
+        <w:spacing w:before="150"/>
+        <w:rPr>
+          <w:sz w:val="24"/>
+          <w:szCs w:val="24"/>
+        </w:rPr>
       </w:pPr>
     </w:p>
     <w:p>
@@ -2247,7 +2317,6 @@
           <w:b/>
           <w:sz w:val="28"/>
         </w:rPr>
-        <w:lastRenderedPageBreak/>
         <w:t>Frameworks</w:t>
       </w:r>
       <w:r>
@@ -2396,8 +2465,13 @@
         </w:rPr>
         <w:t xml:space="preserve"> </w:t>
       </w:r>
-      <w:r>
-        <w:t>npm,</w:t>
+      <w:proofErr w:type="spellStart"/>
+      <w:r>
+        <w:t>npm</w:t>
+      </w:r>
+      <w:proofErr w:type="spellEnd"/>
+      <w:r>
+        <w:t>,</w:t>
       </w:r>
       <w:r>
         <w:rPr>
@@ -2485,63 +2559,56 @@
         <w:rPr>
           <w:sz w:val="28"/>
         </w:rPr>
-      </w:pPr>
-      <w:r>
-        <w:rPr>
-          <w:b/>
-          <w:sz w:val="28"/>
-        </w:rPr>
-        <w:t>Guide Name and Signature (remarks</w:t>
-      </w:r>
-      <w:r>
-        <w:rPr>
-          <w:b/>
-          <w:spacing w:val="-3"/>
-          <w:sz w:val="28"/>
-        </w:rPr>
-        <w:t xml:space="preserve"> </w:t>
-      </w:r>
-      <w:r>
-        <w:rPr>
-          <w:b/>
-          <w:sz w:val="28"/>
-        </w:rPr>
-        <w:t>if</w:t>
-      </w:r>
-      <w:r>
-        <w:rPr>
-          <w:b/>
-          <w:spacing w:val="-1"/>
-          <w:sz w:val="28"/>
-        </w:rPr>
-        <w:t xml:space="preserve"> </w:t>
-      </w:r>
-      <w:r>
-        <w:rPr>
-          <w:b/>
-          <w:sz w:val="28"/>
-        </w:rPr>
-        <w:t xml:space="preserve">any) </w:t>
-      </w:r>
-      <w:r>
-        <w:rPr>
-          <w:sz w:val="28"/>
-          <w:u w:val="single"/>
-        </w:rPr>
-        <w:tab/>
-      </w:r>
-    </w:p>
-    <w:p>
-      <w:pPr>
-        <w:pStyle w:val="BodyText"/>
-        <w:spacing w:line="252" w:lineRule="auto"/>
-        <w:ind w:left="360" w:right="598"/>
         <w:sectPr>
           <w:pgSz w:w="12240" w:h="15840"/>
           <w:pgMar w:top="1880" w:right="720" w:bottom="280" w:left="1080" w:header="720" w:footer="0" w:gutter="0"/>
           <w:cols w:space="720"/>
         </w:sectPr>
       </w:pPr>
+      <w:r>
+        <w:rPr>
+          <w:b/>
+          <w:sz w:val="28"/>
+        </w:rPr>
+        <w:t>Guide Name and Signature (remarks</w:t>
+      </w:r>
+      <w:r>
+        <w:rPr>
+          <w:b/>
+          <w:spacing w:val="-3"/>
+          <w:sz w:val="28"/>
+        </w:rPr>
+        <w:t xml:space="preserve"> </w:t>
+      </w:r>
+      <w:r>
+        <w:rPr>
+          <w:b/>
+          <w:sz w:val="28"/>
+        </w:rPr>
+        <w:t>if</w:t>
+      </w:r>
+      <w:r>
+        <w:rPr>
+          <w:b/>
+          <w:spacing w:val="-1"/>
+          <w:sz w:val="28"/>
+        </w:rPr>
+        <w:t xml:space="preserve"> </w:t>
+      </w:r>
+      <w:r>
+        <w:rPr>
+          <w:b/>
+          <w:sz w:val="28"/>
+        </w:rPr>
+        <w:t xml:space="preserve">any) </w:t>
+      </w:r>
+      <w:r>
+        <w:rPr>
+          <w:sz w:val="28"/>
+          <w:u w:val="single"/>
+        </w:rPr>
+        <w:tab/>
+      </w:r>
     </w:p>
     <w:p>
       <w:pPr>
@@ -2550,53 +2617,19 @@
         </w:tabs>
         <w:rPr>
           <w:sz w:val="28"/>
-        </w:rPr>
-      </w:pPr>
-      <w:r>
-        <w:rPr>
-          <w:b/>
-          <w:sz w:val="28"/>
-        </w:rPr>
-        <w:lastRenderedPageBreak/>
-        <w:t>Guide Name and Signature (remarks</w:t>
-      </w:r>
-      <w:r>
-        <w:rPr>
-          <w:b/>
-          <w:spacing w:val="-3"/>
-          <w:sz w:val="28"/>
-        </w:rPr>
-        <w:t xml:space="preserve"> </w:t>
-      </w:r>
-      <w:r>
-        <w:rPr>
-          <w:b/>
-          <w:sz w:val="28"/>
-        </w:rPr>
-        <w:t>if</w:t>
-      </w:r>
-      <w:r>
-        <w:rPr>
-          <w:b/>
-          <w:spacing w:val="-1"/>
-          <w:sz w:val="28"/>
-        </w:rPr>
-        <w:t xml:space="preserve"> </w:t>
-      </w:r>
-      <w:r>
-        <w:rPr>
-          <w:b/>
-          <w:sz w:val="28"/>
-        </w:rPr>
-        <w:t xml:space="preserve">any) </w:t>
-      </w:r>
-      <w:r>
-        <w:rPr>
-          <w:sz w:val="28"/>
           <w:u w:val="single"/>
         </w:rPr>
-        <w:tab/>
-      </w:r>
+      </w:pPr>
+    </w:p>
+    <w:p>
+      <w:pPr>
+        <w:tabs>
+          <w:tab w:val="left" w:pos="10083"/>
+        </w:tabs>
+        <w:rPr>
+          <w:sz w:val="28"/>
+        </w:rPr>
+      </w:pPr>
     </w:p>
     <w:sectPr>
       <w:pgSz w:w="12240" w:h="15840"/>
@@ -2711,6 +2744,602 @@
 <file path=word/numbering.xml><?xml version="1.0" encoding="utf-8"?>
 <w:numbering xmlns:wpc="http://schemas.microsoft.com/office/word/2010/wordprocessingCanvas" xmlns:cx="http://schemas.microsoft.com/office/drawing/2014/chartex" xmlns:cx1="http://schemas.microsoft.com/office/drawing/2015/9/8/chartex" xmlns:cx2="http://schemas.microsoft.com/office/drawing/2015/10/21/chartex" xmlns:cx3="http://schemas.microsoft.com/office/drawing/2016/5/9/chartex" xmlns:cx4="http://schemas.microsoft.com/office/drawing/2016/5/10/chartex" xmlns:cx5="http://schemas.microsoft.com/office/drawing/2016/5/11/chartex" xmlns:cx6="http://schemas.microsoft.com/office/drawing/2016/5/12/chartex" xmlns:cx7="http://schemas.microsoft.com/office/drawing/2016/5/13/chartex" xmlns:cx8="http://schemas.microsoft.com/office/drawing/2016/5/14/chartex" xmlns:mc="http://schemas.openxmlformats.org/markup-compatibility/2006" xmlns:aink="http://schemas.microsoft.com/office/drawing/2016/ink" xmlns:am3d="http://schemas.microsoft.com/office/drawing/2017/model3d" xmlns:o="urn:schemas-microsoft-com:office:office" xmlns:oel="http://schemas.microsoft.com/office/2019/extlst" xmlns:r="http://schemas.openxmlformats.org/officeDocument/2006/relationships" xmlns:m="http://schemas.openxmlformats.org/officeDocument/2006/math" xmlns:v="urn:schemas-microsoft-com:vml" xmlns:wp14="http://schemas.microsoft.com/office/word/2010/wordprocessingDrawing" xmlns:wp="http://schemas.openxmlformats.org/drawingml/2006/wordprocessingDrawing" xmlns:w10="urn:schemas-microsoft-com:office:word" xmlns:w="http://schemas.openxmlformats.org/wordprocessingml/2006/main" xmlns:w14="http://schemas.microsoft.com/office/word/2010/wordml" xmlns:w15="http://schemas.microsoft.com/office/word/2012/wordml" xmlns:w16cex="http://schemas.microsoft.com/office/word/2018/wordml/cex" xmlns:w16cid="http://schemas.microsoft.com/office/word/2016/wordml/cid" xmlns:w16="http://schemas.microsoft.com/office/word/2018/wordml" xmlns:w16du="http://schemas.microsoft.com/office/word/2023/wordml/word16du" xmlns:w16sdtdh="http://schemas.microsoft.com/office/word/2020/wordml/sdtdatahash" xmlns:w16sdtfl="http://schemas.microsoft.com/office/word/2024/wordml/sdtformatlock" xmlns:w16se="http://schemas.microsoft.com/office/word/2015/wordml/symex" xmlns:wpg="http://schemas.microsoft.com/office/word/2010/wordprocessingGroup" xmlns:wpi="http://schemas.microsoft.com/office/word/2010/wordprocessingInk" xmlns:wne="http://schemas.microsoft.com/office/word/2006/wordml" xmlns:wps="http://schemas.microsoft.com/office/word/2010/wordprocessingShape" mc:Ignorable="w14 w15 w16se w16cid w16 w16cex w16sdtdh w16sdtfl w16du wp14">
   <w:abstractNum w:abstractNumId="0" w15:restartNumberingAfterBreak="0">
+    <w:nsid w:val="12CE2EF5"/>
+    <w:multiLevelType w:val="multilevel"/>
+    <w:tmpl w:val="3C329706"/>
+    <w:lvl w:ilvl="0">
+      <w:start w:val="1"/>
+      <w:numFmt w:val="bullet"/>
+      <w:lvlText w:val=""/>
+      <w:lvlJc w:val="left"/>
+      <w:pPr>
+        <w:tabs>
+          <w:tab w:val="num" w:pos="720"/>
+        </w:tabs>
+        <w:ind w:left="720" w:hanging="360"/>
+      </w:pPr>
+      <w:rPr>
+        <w:rFonts w:ascii="Symbol" w:hAnsi="Symbol" w:hint="default"/>
+        <w:sz w:val="20"/>
+      </w:rPr>
+    </w:lvl>
+    <w:lvl w:ilvl="1" w:tentative="1">
+      <w:start w:val="1"/>
+      <w:numFmt w:val="bullet"/>
+      <w:lvlText w:val="o"/>
+      <w:lvlJc w:val="left"/>
+      <w:pPr>
+        <w:tabs>
+          <w:tab w:val="num" w:pos="1440"/>
+        </w:tabs>
+        <w:ind w:left="1440" w:hanging="360"/>
+      </w:pPr>
+      <w:rPr>
+        <w:rFonts w:ascii="Courier New" w:hAnsi="Courier New" w:hint="default"/>
+        <w:sz w:val="20"/>
+      </w:rPr>
+    </w:lvl>
+    <w:lvl w:ilvl="2" w:tentative="1">
+      <w:start w:val="1"/>
+      <w:numFmt w:val="bullet"/>
+      <w:lvlText w:val=""/>
+      <w:lvlJc w:val="left"/>
+      <w:pPr>
+        <w:tabs>
+          <w:tab w:val="num" w:pos="2160"/>
+        </w:tabs>
+        <w:ind w:left="2160" w:hanging="360"/>
+      </w:pPr>
+      <w:rPr>
+        <w:rFonts w:ascii="Wingdings" w:hAnsi="Wingdings" w:hint="default"/>
+        <w:sz w:val="20"/>
+      </w:rPr>
+    </w:lvl>
+    <w:lvl w:ilvl="3" w:tentative="1">
+      <w:start w:val="1"/>
+      <w:numFmt w:val="bullet"/>
+      <w:lvlText w:val=""/>
+      <w:lvlJc w:val="left"/>
+      <w:pPr>
+        <w:tabs>
+          <w:tab w:val="num" w:pos="2880"/>
+        </w:tabs>
+        <w:ind w:left="2880" w:hanging="360"/>
+      </w:pPr>
+      <w:rPr>
+        <w:rFonts w:ascii="Wingdings" w:hAnsi="Wingdings" w:hint="default"/>
+        <w:sz w:val="20"/>
+      </w:rPr>
+    </w:lvl>
+    <w:lvl w:ilvl="4" w:tentative="1">
+      <w:start w:val="1"/>
+      <w:numFmt w:val="bullet"/>
+      <w:lvlText w:val=""/>
+      <w:lvlJc w:val="left"/>
+      <w:pPr>
+        <w:tabs>
+          <w:tab w:val="num" w:pos="3600"/>
+        </w:tabs>
+        <w:ind w:left="3600" w:hanging="360"/>
+      </w:pPr>
+      <w:rPr>
+        <w:rFonts w:ascii="Wingdings" w:hAnsi="Wingdings" w:hint="default"/>
+        <w:sz w:val="20"/>
+      </w:rPr>
+    </w:lvl>
+    <w:lvl w:ilvl="5" w:tentative="1">
+      <w:start w:val="1"/>
+      <w:numFmt w:val="bullet"/>
+      <w:lvlText w:val=""/>
+      <w:lvlJc w:val="left"/>
+      <w:pPr>
+        <w:tabs>
+          <w:tab w:val="num" w:pos="4320"/>
+        </w:tabs>
+        <w:ind w:left="4320" w:hanging="360"/>
+      </w:pPr>
+      <w:rPr>
+        <w:rFonts w:ascii="Wingdings" w:hAnsi="Wingdings" w:hint="default"/>
+        <w:sz w:val="20"/>
+      </w:rPr>
+    </w:lvl>
+    <w:lvl w:ilvl="6" w:tentative="1">
+      <w:start w:val="1"/>
+      <w:numFmt w:val="bullet"/>
+      <w:lvlText w:val=""/>
+      <w:lvlJc w:val="left"/>
+      <w:pPr>
+        <w:tabs>
+          <w:tab w:val="num" w:pos="5040"/>
+        </w:tabs>
+        <w:ind w:left="5040" w:hanging="360"/>
+      </w:pPr>
+      <w:rPr>
+        <w:rFonts w:ascii="Wingdings" w:hAnsi="Wingdings" w:hint="default"/>
+        <w:sz w:val="20"/>
+      </w:rPr>
+    </w:lvl>
+    <w:lvl w:ilvl="7" w:tentative="1">
+      <w:start w:val="1"/>
+      <w:numFmt w:val="bullet"/>
+      <w:lvlText w:val=""/>
+      <w:lvlJc w:val="left"/>
+      <w:pPr>
+        <w:tabs>
+          <w:tab w:val="num" w:pos="5760"/>
+        </w:tabs>
+        <w:ind w:left="5760" w:hanging="360"/>
+      </w:pPr>
+      <w:rPr>
+        <w:rFonts w:ascii="Wingdings" w:hAnsi="Wingdings" w:hint="default"/>
+        <w:sz w:val="20"/>
+      </w:rPr>
+    </w:lvl>
+    <w:lvl w:ilvl="8" w:tentative="1">
+      <w:start w:val="1"/>
+      <w:numFmt w:val="bullet"/>
+      <w:lvlText w:val=""/>
+      <w:lvlJc w:val="left"/>
+      <w:pPr>
+        <w:tabs>
+          <w:tab w:val="num" w:pos="6480"/>
+        </w:tabs>
+        <w:ind w:left="6480" w:hanging="360"/>
+      </w:pPr>
+      <w:rPr>
+        <w:rFonts w:ascii="Wingdings" w:hAnsi="Wingdings" w:hint="default"/>
+        <w:sz w:val="20"/>
+      </w:rPr>
+    </w:lvl>
+  </w:abstractNum>
+  <w:abstractNum w:abstractNumId="1" w15:restartNumberingAfterBreak="0">
+    <w:nsid w:val="1CEA024D"/>
+    <w:multiLevelType w:val="multilevel"/>
+    <w:tmpl w:val="E228CC38"/>
+    <w:lvl w:ilvl="0">
+      <w:start w:val="1"/>
+      <w:numFmt w:val="bullet"/>
+      <w:lvlText w:val=""/>
+      <w:lvlJc w:val="left"/>
+      <w:pPr>
+        <w:tabs>
+          <w:tab w:val="num" w:pos="720"/>
+        </w:tabs>
+        <w:ind w:left="720" w:hanging="360"/>
+      </w:pPr>
+      <w:rPr>
+        <w:rFonts w:ascii="Symbol" w:hAnsi="Symbol" w:hint="default"/>
+        <w:sz w:val="20"/>
+      </w:rPr>
+    </w:lvl>
+    <w:lvl w:ilvl="1" w:tentative="1">
+      <w:start w:val="1"/>
+      <w:numFmt w:val="bullet"/>
+      <w:lvlText w:val="o"/>
+      <w:lvlJc w:val="left"/>
+      <w:pPr>
+        <w:tabs>
+          <w:tab w:val="num" w:pos="1440"/>
+        </w:tabs>
+        <w:ind w:left="1440" w:hanging="360"/>
+      </w:pPr>
+      <w:rPr>
+        <w:rFonts w:ascii="Courier New" w:hAnsi="Courier New" w:hint="default"/>
+        <w:sz w:val="20"/>
+      </w:rPr>
+    </w:lvl>
+    <w:lvl w:ilvl="2" w:tentative="1">
+      <w:start w:val="1"/>
+      <w:numFmt w:val="bullet"/>
+      <w:lvlText w:val=""/>
+      <w:lvlJc w:val="left"/>
+      <w:pPr>
+        <w:tabs>
+          <w:tab w:val="num" w:pos="2160"/>
+        </w:tabs>
+        <w:ind w:left="2160" w:hanging="360"/>
+      </w:pPr>
+      <w:rPr>
+        <w:rFonts w:ascii="Wingdings" w:hAnsi="Wingdings" w:hint="default"/>
+        <w:sz w:val="20"/>
+      </w:rPr>
+    </w:lvl>
+    <w:lvl w:ilvl="3" w:tentative="1">
+      <w:start w:val="1"/>
+      <w:numFmt w:val="bullet"/>
+      <w:lvlText w:val=""/>
+      <w:lvlJc w:val="left"/>
+      <w:pPr>
+        <w:tabs>
+          <w:tab w:val="num" w:pos="2880"/>
+        </w:tabs>
+        <w:ind w:left="2880" w:hanging="360"/>
+      </w:pPr>
+      <w:rPr>
+        <w:rFonts w:ascii="Wingdings" w:hAnsi="Wingdings" w:hint="default"/>
+        <w:sz w:val="20"/>
+      </w:rPr>
+    </w:lvl>
+    <w:lvl w:ilvl="4" w:tentative="1">
+      <w:start w:val="1"/>
+      <w:numFmt w:val="bullet"/>
+      <w:lvlText w:val=""/>
+      <w:lvlJc w:val="left"/>
+      <w:pPr>
+        <w:tabs>
+          <w:tab w:val="num" w:pos="3600"/>
+        </w:tabs>
+        <w:ind w:left="3600" w:hanging="360"/>
+      </w:pPr>
+      <w:rPr>
+        <w:rFonts w:ascii="Wingdings" w:hAnsi="Wingdings" w:hint="default"/>
+        <w:sz w:val="20"/>
+      </w:rPr>
+    </w:lvl>
+    <w:lvl w:ilvl="5" w:tentative="1">
+      <w:start w:val="1"/>
+      <w:numFmt w:val="bullet"/>
+      <w:lvlText w:val=""/>
+      <w:lvlJc w:val="left"/>
+      <w:pPr>
+        <w:tabs>
+          <w:tab w:val="num" w:pos="4320"/>
+        </w:tabs>
+        <w:ind w:left="4320" w:hanging="360"/>
+      </w:pPr>
+      <w:rPr>
+        <w:rFonts w:ascii="Wingdings" w:hAnsi="Wingdings" w:hint="default"/>
+        <w:sz w:val="20"/>
+      </w:rPr>
+    </w:lvl>
+    <w:lvl w:ilvl="6" w:tentative="1">
+      <w:start w:val="1"/>
+      <w:numFmt w:val="bullet"/>
+      <w:lvlText w:val=""/>
+      <w:lvlJc w:val="left"/>
+      <w:pPr>
+        <w:tabs>
+          <w:tab w:val="num" w:pos="5040"/>
+        </w:tabs>
+        <w:ind w:left="5040" w:hanging="360"/>
+      </w:pPr>
+      <w:rPr>
+        <w:rFonts w:ascii="Wingdings" w:hAnsi="Wingdings" w:hint="default"/>
+        <w:sz w:val="20"/>
+      </w:rPr>
+    </w:lvl>
+    <w:lvl w:ilvl="7" w:tentative="1">
+      <w:start w:val="1"/>
+      <w:numFmt w:val="bullet"/>
+      <w:lvlText w:val=""/>
+      <w:lvlJc w:val="left"/>
+      <w:pPr>
+        <w:tabs>
+          <w:tab w:val="num" w:pos="5760"/>
+        </w:tabs>
+        <w:ind w:left="5760" w:hanging="360"/>
+      </w:pPr>
+      <w:rPr>
+        <w:rFonts w:ascii="Wingdings" w:hAnsi="Wingdings" w:hint="default"/>
+        <w:sz w:val="20"/>
+      </w:rPr>
+    </w:lvl>
+    <w:lvl w:ilvl="8" w:tentative="1">
+      <w:start w:val="1"/>
+      <w:numFmt w:val="bullet"/>
+      <w:lvlText w:val=""/>
+      <w:lvlJc w:val="left"/>
+      <w:pPr>
+        <w:tabs>
+          <w:tab w:val="num" w:pos="6480"/>
+        </w:tabs>
+        <w:ind w:left="6480" w:hanging="360"/>
+      </w:pPr>
+      <w:rPr>
+        <w:rFonts w:ascii="Wingdings" w:hAnsi="Wingdings" w:hint="default"/>
+        <w:sz w:val="20"/>
+      </w:rPr>
+    </w:lvl>
+  </w:abstractNum>
+  <w:abstractNum w:abstractNumId="2" w15:restartNumberingAfterBreak="0">
+    <w:nsid w:val="2DF25501"/>
+    <w:multiLevelType w:val="multilevel"/>
+    <w:tmpl w:val="96164220"/>
+    <w:lvl w:ilvl="0">
+      <w:start w:val="1"/>
+      <w:numFmt w:val="bullet"/>
+      <w:lvlText w:val=""/>
+      <w:lvlJc w:val="left"/>
+      <w:pPr>
+        <w:tabs>
+          <w:tab w:val="num" w:pos="720"/>
+        </w:tabs>
+        <w:ind w:left="720" w:hanging="360"/>
+      </w:pPr>
+      <w:rPr>
+        <w:rFonts w:ascii="Symbol" w:hAnsi="Symbol" w:hint="default"/>
+        <w:sz w:val="20"/>
+      </w:rPr>
+    </w:lvl>
+    <w:lvl w:ilvl="1" w:tentative="1">
+      <w:start w:val="1"/>
+      <w:numFmt w:val="bullet"/>
+      <w:lvlText w:val="o"/>
+      <w:lvlJc w:val="left"/>
+      <w:pPr>
+        <w:tabs>
+          <w:tab w:val="num" w:pos="1440"/>
+        </w:tabs>
+        <w:ind w:left="1440" w:hanging="360"/>
+      </w:pPr>
+      <w:rPr>
+        <w:rFonts w:ascii="Courier New" w:hAnsi="Courier New" w:hint="default"/>
+        <w:sz w:val="20"/>
+      </w:rPr>
+    </w:lvl>
+    <w:lvl w:ilvl="2" w:tentative="1">
+      <w:start w:val="1"/>
+      <w:numFmt w:val="bullet"/>
+      <w:lvlText w:val=""/>
+      <w:lvlJc w:val="left"/>
+      <w:pPr>
+        <w:tabs>
+          <w:tab w:val="num" w:pos="2160"/>
+        </w:tabs>
+        <w:ind w:left="2160" w:hanging="360"/>
+      </w:pPr>
+      <w:rPr>
+        <w:rFonts w:ascii="Wingdings" w:hAnsi="Wingdings" w:hint="default"/>
+        <w:sz w:val="20"/>
+      </w:rPr>
+    </w:lvl>
+    <w:lvl w:ilvl="3" w:tentative="1">
+      <w:start w:val="1"/>
+      <w:numFmt w:val="bullet"/>
+      <w:lvlText w:val=""/>
+      <w:lvlJc w:val="left"/>
+      <w:pPr>
+        <w:tabs>
+          <w:tab w:val="num" w:pos="2880"/>
+        </w:tabs>
+        <w:ind w:left="2880" w:hanging="360"/>
+      </w:pPr>
+      <w:rPr>
+        <w:rFonts w:ascii="Wingdings" w:hAnsi="Wingdings" w:hint="default"/>
+        <w:sz w:val="20"/>
+      </w:rPr>
+    </w:lvl>
+    <w:lvl w:ilvl="4" w:tentative="1">
+      <w:start w:val="1"/>
+      <w:numFmt w:val="bullet"/>
+      <w:lvlText w:val=""/>
+      <w:lvlJc w:val="left"/>
+      <w:pPr>
+        <w:tabs>
+          <w:tab w:val="num" w:pos="3600"/>
+        </w:tabs>
+        <w:ind w:left="3600" w:hanging="360"/>
+      </w:pPr>
+      <w:rPr>
+        <w:rFonts w:ascii="Wingdings" w:hAnsi="Wingdings" w:hint="default"/>
+        <w:sz w:val="20"/>
+      </w:rPr>
+    </w:lvl>
+    <w:lvl w:ilvl="5" w:tentative="1">
+      <w:start w:val="1"/>
+      <w:numFmt w:val="bullet"/>
+      <w:lvlText w:val=""/>
+      <w:lvlJc w:val="left"/>
+      <w:pPr>
+        <w:tabs>
+          <w:tab w:val="num" w:pos="4320"/>
+        </w:tabs>
+        <w:ind w:left="4320" w:hanging="360"/>
+      </w:pPr>
+      <w:rPr>
+        <w:rFonts w:ascii="Wingdings" w:hAnsi="Wingdings" w:hint="default"/>
+        <w:sz w:val="20"/>
+      </w:rPr>
+    </w:lvl>
+    <w:lvl w:ilvl="6" w:tentative="1">
+      <w:start w:val="1"/>
+      <w:numFmt w:val="bullet"/>
+      <w:lvlText w:val=""/>
+      <w:lvlJc w:val="left"/>
+      <w:pPr>
+        <w:tabs>
+          <w:tab w:val="num" w:pos="5040"/>
+        </w:tabs>
+        <w:ind w:left="5040" w:hanging="360"/>
+      </w:pPr>
+      <w:rPr>
+        <w:rFonts w:ascii="Wingdings" w:hAnsi="Wingdings" w:hint="default"/>
+        <w:sz w:val="20"/>
+      </w:rPr>
+    </w:lvl>
+    <w:lvl w:ilvl="7" w:tentative="1">
+      <w:start w:val="1"/>
+      <w:numFmt w:val="bullet"/>
+      <w:lvlText w:val=""/>
+      <w:lvlJc w:val="left"/>
+      <w:pPr>
+        <w:tabs>
+          <w:tab w:val="num" w:pos="5760"/>
+        </w:tabs>
+        <w:ind w:left="5760" w:hanging="360"/>
+      </w:pPr>
+      <w:rPr>
+        <w:rFonts w:ascii="Wingdings" w:hAnsi="Wingdings" w:hint="default"/>
+        <w:sz w:val="20"/>
+      </w:rPr>
+    </w:lvl>
+    <w:lvl w:ilvl="8" w:tentative="1">
+      <w:start w:val="1"/>
+      <w:numFmt w:val="bullet"/>
+      <w:lvlText w:val=""/>
+      <w:lvlJc w:val="left"/>
+      <w:pPr>
+        <w:tabs>
+          <w:tab w:val="num" w:pos="6480"/>
+        </w:tabs>
+        <w:ind w:left="6480" w:hanging="360"/>
+      </w:pPr>
+      <w:rPr>
+        <w:rFonts w:ascii="Wingdings" w:hAnsi="Wingdings" w:hint="default"/>
+        <w:sz w:val="20"/>
+      </w:rPr>
+    </w:lvl>
+  </w:abstractNum>
+  <w:abstractNum w:abstractNumId="3" w15:restartNumberingAfterBreak="0">
+    <w:nsid w:val="42F7452E"/>
+    <w:multiLevelType w:val="multilevel"/>
+    <w:tmpl w:val="682CBB5A"/>
+    <w:lvl w:ilvl="0">
+      <w:start w:val="1"/>
+      <w:numFmt w:val="bullet"/>
+      <w:lvlText w:val=""/>
+      <w:lvlJc w:val="left"/>
+      <w:pPr>
+        <w:tabs>
+          <w:tab w:val="num" w:pos="720"/>
+        </w:tabs>
+        <w:ind w:left="720" w:hanging="360"/>
+      </w:pPr>
+      <w:rPr>
+        <w:rFonts w:ascii="Symbol" w:hAnsi="Symbol" w:hint="default"/>
+        <w:sz w:val="20"/>
+      </w:rPr>
+    </w:lvl>
+    <w:lvl w:ilvl="1" w:tentative="1">
+      <w:start w:val="1"/>
+      <w:numFmt w:val="bullet"/>
+      <w:lvlText w:val="o"/>
+      <w:lvlJc w:val="left"/>
+      <w:pPr>
+        <w:tabs>
+          <w:tab w:val="num" w:pos="1440"/>
+        </w:tabs>
+        <w:ind w:left="1440" w:hanging="360"/>
+      </w:pPr>
+      <w:rPr>
+        <w:rFonts w:ascii="Courier New" w:hAnsi="Courier New" w:hint="default"/>
+        <w:sz w:val="20"/>
+      </w:rPr>
+    </w:lvl>
+    <w:lvl w:ilvl="2" w:tentative="1">
+      <w:start w:val="1"/>
+      <w:numFmt w:val="bullet"/>
+      <w:lvlText w:val=""/>
+      <w:lvlJc w:val="left"/>
+      <w:pPr>
+        <w:tabs>
+          <w:tab w:val="num" w:pos="2160"/>
+        </w:tabs>
+        <w:ind w:left="2160" w:hanging="360"/>
+      </w:pPr>
+      <w:rPr>
+        <w:rFonts w:ascii="Wingdings" w:hAnsi="Wingdings" w:hint="default"/>
+        <w:sz w:val="20"/>
+      </w:rPr>
+    </w:lvl>
+    <w:lvl w:ilvl="3" w:tentative="1">
+      <w:start w:val="1"/>
+      <w:numFmt w:val="bullet"/>
+      <w:lvlText w:val=""/>
+      <w:lvlJc w:val="left"/>
+      <w:pPr>
+        <w:tabs>
+          <w:tab w:val="num" w:pos="2880"/>
+        </w:tabs>
+        <w:ind w:left="2880" w:hanging="360"/>
+      </w:pPr>
+      <w:rPr>
+        <w:rFonts w:ascii="Wingdings" w:hAnsi="Wingdings" w:hint="default"/>
+        <w:sz w:val="20"/>
+      </w:rPr>
+    </w:lvl>
+    <w:lvl w:ilvl="4" w:tentative="1">
+      <w:start w:val="1"/>
+      <w:numFmt w:val="bullet"/>
+      <w:lvlText w:val=""/>
+      <w:lvlJc w:val="left"/>
+      <w:pPr>
+        <w:tabs>
+          <w:tab w:val="num" w:pos="3600"/>
+        </w:tabs>
+        <w:ind w:left="3600" w:hanging="360"/>
+      </w:pPr>
+      <w:rPr>
+        <w:rFonts w:ascii="Wingdings" w:hAnsi="Wingdings" w:hint="default"/>
+        <w:sz w:val="20"/>
+      </w:rPr>
+    </w:lvl>
+    <w:lvl w:ilvl="5" w:tentative="1">
+      <w:start w:val="1"/>
+      <w:numFmt w:val="bullet"/>
+      <w:lvlText w:val=""/>
+      <w:lvlJc w:val="left"/>
+      <w:pPr>
+        <w:tabs>
+          <w:tab w:val="num" w:pos="4320"/>
+        </w:tabs>
+        <w:ind w:left="4320" w:hanging="360"/>
+      </w:pPr>
+      <w:rPr>
+        <w:rFonts w:ascii="Wingdings" w:hAnsi="Wingdings" w:hint="default"/>
+        <w:sz w:val="20"/>
+      </w:rPr>
+    </w:lvl>
+    <w:lvl w:ilvl="6" w:tentative="1">
+      <w:start w:val="1"/>
+      <w:numFmt w:val="bullet"/>
+      <w:lvlText w:val=""/>
+      <w:lvlJc w:val="left"/>
+      <w:pPr>
+        <w:tabs>
+          <w:tab w:val="num" w:pos="5040"/>
+        </w:tabs>
+        <w:ind w:left="5040" w:hanging="360"/>
+      </w:pPr>
+      <w:rPr>
+        <w:rFonts w:ascii="Wingdings" w:hAnsi="Wingdings" w:hint="default"/>
+        <w:sz w:val="20"/>
+      </w:rPr>
+    </w:lvl>
+    <w:lvl w:ilvl="7" w:tentative="1">
+      <w:start w:val="1"/>
+      <w:numFmt w:val="bullet"/>
+      <w:lvlText w:val=""/>
+      <w:lvlJc w:val="left"/>
+      <w:pPr>
+        <w:tabs>
+          <w:tab w:val="num" w:pos="5760"/>
+        </w:tabs>
+        <w:ind w:left="5760" w:hanging="360"/>
+      </w:pPr>
+      <w:rPr>
+        <w:rFonts w:ascii="Wingdings" w:hAnsi="Wingdings" w:hint="default"/>
+        <w:sz w:val="20"/>
+      </w:rPr>
+    </w:lvl>
+    <w:lvl w:ilvl="8" w:tentative="1">
+      <w:start w:val="1"/>
+      <w:numFmt w:val="bullet"/>
+      <w:lvlText w:val=""/>
+      <w:lvlJc w:val="left"/>
+      <w:pPr>
+        <w:tabs>
+          <w:tab w:val="num" w:pos="6480"/>
+        </w:tabs>
+        <w:ind w:left="6480" w:hanging="360"/>
+      </w:pPr>
+      <w:rPr>
+        <w:rFonts w:ascii="Wingdings" w:hAnsi="Wingdings" w:hint="default"/>
+        <w:sz w:val="20"/>
+      </w:rPr>
+    </w:lvl>
+  </w:abstractNum>
+  <w:abstractNum w:abstractNumId="4" w15:restartNumberingAfterBreak="0">
     <w:nsid w:val="4AF73105"/>
     <w:multiLevelType w:val="hybridMultilevel"/>
     <w:tmpl w:val="1A1C276A"/>
@@ -2841,7 +3470,19 @@
     </w:lvl>
   </w:abstractNum>
   <w:num w:numId="1" w16cid:durableId="1970936015">
+    <w:abstractNumId w:val="4"/>
+  </w:num>
+  <w:num w:numId="2" w16cid:durableId="849872816">
     <w:abstractNumId w:val="0"/>
+  </w:num>
+  <w:num w:numId="3" w16cid:durableId="420570196">
+    <w:abstractNumId w:val="1"/>
+  </w:num>
+  <w:num w:numId="4" w16cid:durableId="1903515617">
+    <w:abstractNumId w:val="3"/>
+  </w:num>
+  <w:num w:numId="5" w16cid:durableId="157311952">
+    <w:abstractNumId w:val="2"/>
   </w:num>
 </w:numbering>
 </file>
@@ -3331,6 +3972,66 @@
       <w:bCs/>
     </w:rPr>
   </w:style>
+  <w:style w:type="table" w:styleId="PlainTable1">
+    <w:name w:val="Plain Table 1"/>
+    <w:basedOn w:val="TableNormal"/>
+    <w:uiPriority w:val="41"/>
+    <w:rsid w:val="005D66EC"/>
+    <w:tblPr>
+      <w:tblStyleRowBandSize w:val="1"/>
+      <w:tblStyleColBandSize w:val="1"/>
+      <w:tblBorders>
+        <w:top w:val="single" w:sz="4" w:space="0" w:color="BFBFBF" w:themeColor="background1" w:themeShade="BF"/>
+        <w:left w:val="single" w:sz="4" w:space="0" w:color="BFBFBF" w:themeColor="background1" w:themeShade="BF"/>
+        <w:bottom w:val="single" w:sz="4" w:space="0" w:color="BFBFBF" w:themeColor="background1" w:themeShade="BF"/>
+        <w:right w:val="single" w:sz="4" w:space="0" w:color="BFBFBF" w:themeColor="background1" w:themeShade="BF"/>
+        <w:insideH w:val="single" w:sz="4" w:space="0" w:color="BFBFBF" w:themeColor="background1" w:themeShade="BF"/>
+        <w:insideV w:val="single" w:sz="4" w:space="0" w:color="BFBFBF" w:themeColor="background1" w:themeShade="BF"/>
+      </w:tblBorders>
+    </w:tblPr>
+    <w:tblStylePr w:type="firstRow">
+      <w:rPr>
+        <w:b/>
+        <w:bCs/>
+      </w:rPr>
+    </w:tblStylePr>
+    <w:tblStylePr w:type="lastRow">
+      <w:rPr>
+        <w:b/>
+        <w:bCs/>
+      </w:rPr>
+      <w:tblPr/>
+      <w:tcPr>
+        <w:tcBorders>
+          <w:top w:val="double" w:sz="4" w:space="0" w:color="BFBFBF" w:themeColor="background1" w:themeShade="BF"/>
+        </w:tcBorders>
+      </w:tcPr>
+    </w:tblStylePr>
+    <w:tblStylePr w:type="firstCol">
+      <w:rPr>
+        <w:b/>
+        <w:bCs/>
+      </w:rPr>
+    </w:tblStylePr>
+    <w:tblStylePr w:type="lastCol">
+      <w:rPr>
+        <w:b/>
+        <w:bCs/>
+      </w:rPr>
+    </w:tblStylePr>
+    <w:tblStylePr w:type="band1Vert">
+      <w:tblPr/>
+      <w:tcPr>
+        <w:shd w:val="clear" w:color="auto" w:fill="F2F2F2" w:themeFill="background1" w:themeFillShade="F2"/>
+      </w:tcPr>
+    </w:tblStylePr>
+    <w:tblStylePr w:type="band1Horz">
+      <w:tblPr/>
+      <w:tcPr>
+        <w:shd w:val="clear" w:color="auto" w:fill="F2F2F2" w:themeFill="background1" w:themeFillShade="F2"/>
+      </w:tcPr>
+    </w:tblStylePr>
+  </w:style>
 </w:styles>
 </file>
 
